--- a/template.docx
+++ b/template.docx
@@ -231,34 +231,14 @@
           <w:szCs w:val="28"/>
         </w:rPr>
       </w:pPr>
-      <w:proofErr w:type="spellStart"/>
       <w:r>
         <w:rPr>
           <w:color w:val="000000" w:themeColor="text1"/>
           <w:sz w:val="16"/>
           <w:szCs w:val="16"/>
         </w:rPr>
-        <w:t>Қазақстан</w:t>
+        <w:t>Қазақстан Республикасының</w:t>
       </w:r>
-      <w:proofErr w:type="spellEnd"/>
-      <w:r>
-        <w:rPr>
-          <w:color w:val="000000" w:themeColor="text1"/>
-          <w:sz w:val="16"/>
-          <w:szCs w:val="16"/>
-        </w:rPr>
-        <w:t xml:space="preserve"> </w:t>
-      </w:r>
-      <w:proofErr w:type="spellStart"/>
-      <w:r>
-        <w:rPr>
-          <w:color w:val="000000" w:themeColor="text1"/>
-          <w:sz w:val="16"/>
-          <w:szCs w:val="16"/>
-        </w:rPr>
-        <w:t>Республикасының</w:t>
-      </w:r>
-      <w:proofErr w:type="spellEnd"/>
       <w:r>
         <w:rPr>
           <w:color w:val="000000" w:themeColor="text1"/>
@@ -266,71 +246,8 @@
           <w:szCs w:val="16"/>
         </w:rPr>
         <w:br/>
+        <w:t>Білім және ғылым министрі</w:t>
       </w:r>
-      <w:proofErr w:type="spellStart"/>
-      <w:r>
-        <w:rPr>
-          <w:color w:val="000000" w:themeColor="text1"/>
-          <w:sz w:val="16"/>
-          <w:szCs w:val="16"/>
-        </w:rPr>
-        <w:t>Білім</w:t>
-      </w:r>
-      <w:proofErr w:type="spellEnd"/>
-      <w:r>
-        <w:rPr>
-          <w:color w:val="000000" w:themeColor="text1"/>
-          <w:sz w:val="16"/>
-          <w:szCs w:val="16"/>
-        </w:rPr>
-        <w:t xml:space="preserve"> </w:t>
-      </w:r>
-      <w:proofErr w:type="spellStart"/>
-      <w:r>
-        <w:rPr>
-          <w:color w:val="000000" w:themeColor="text1"/>
-          <w:sz w:val="16"/>
-          <w:szCs w:val="16"/>
-        </w:rPr>
-        <w:t>және</w:t>
-      </w:r>
-      <w:proofErr w:type="spellEnd"/>
-      <w:r>
-        <w:rPr>
-          <w:color w:val="000000" w:themeColor="text1"/>
-          <w:sz w:val="16"/>
-          <w:szCs w:val="16"/>
-        </w:rPr>
-        <w:t xml:space="preserve"> </w:t>
-      </w:r>
-      <w:proofErr w:type="spellStart"/>
-      <w:r>
-        <w:rPr>
-          <w:color w:val="000000" w:themeColor="text1"/>
-          <w:sz w:val="16"/>
-          <w:szCs w:val="16"/>
-        </w:rPr>
-        <w:t>ғылым</w:t>
-      </w:r>
-      <w:proofErr w:type="spellEnd"/>
-      <w:r>
-        <w:rPr>
-          <w:color w:val="000000" w:themeColor="text1"/>
-          <w:sz w:val="16"/>
-          <w:szCs w:val="16"/>
-        </w:rPr>
-        <w:t xml:space="preserve"> </w:t>
-      </w:r>
-      <w:proofErr w:type="spellStart"/>
-      <w:r>
-        <w:rPr>
-          <w:color w:val="000000" w:themeColor="text1"/>
-          <w:sz w:val="16"/>
-          <w:szCs w:val="16"/>
-        </w:rPr>
-        <w:t>министрі</w:t>
-      </w:r>
-      <w:proofErr w:type="spellEnd"/>
       <w:r>
         <w:rPr>
           <w:color w:val="000000" w:themeColor="text1"/>
@@ -338,36 +255,8 @@
           <w:szCs w:val="16"/>
         </w:rPr>
         <w:br/>
-        <w:t xml:space="preserve">2021 </w:t>
+        <w:t>2021 жылғы 16 қыркүйектегі</w:t>
       </w:r>
-      <w:proofErr w:type="spellStart"/>
-      <w:r>
-        <w:rPr>
-          <w:color w:val="000000" w:themeColor="text1"/>
-          <w:sz w:val="16"/>
-          <w:szCs w:val="16"/>
-        </w:rPr>
-        <w:t>жылғы</w:t>
-      </w:r>
-      <w:proofErr w:type="spellEnd"/>
-      <w:r>
-        <w:rPr>
-          <w:color w:val="000000" w:themeColor="text1"/>
-          <w:sz w:val="16"/>
-          <w:szCs w:val="16"/>
-        </w:rPr>
-        <w:t xml:space="preserve"> 16 </w:t>
-      </w:r>
-      <w:proofErr w:type="spellStart"/>
-      <w:r>
-        <w:rPr>
-          <w:color w:val="000000" w:themeColor="text1"/>
-          <w:sz w:val="16"/>
-          <w:szCs w:val="16"/>
-        </w:rPr>
-        <w:t>қыркүйектегі</w:t>
-      </w:r>
-      <w:proofErr w:type="spellEnd"/>
       <w:r>
         <w:rPr>
           <w:color w:val="000000" w:themeColor="text1"/>
@@ -375,18 +264,8 @@
           <w:szCs w:val="16"/>
         </w:rPr>
         <w:br/>
-        <w:t xml:space="preserve">№ 472 </w:t>
+        <w:t>№ 472 Бұйрығына</w:t>
       </w:r>
-      <w:proofErr w:type="spellStart"/>
-      <w:r>
-        <w:rPr>
-          <w:color w:val="000000" w:themeColor="text1"/>
-          <w:sz w:val="16"/>
-          <w:szCs w:val="16"/>
-        </w:rPr>
-        <w:t>Бұйрығына</w:t>
-      </w:r>
-      <w:proofErr w:type="spellEnd"/>
       <w:r>
         <w:rPr>
           <w:color w:val="000000" w:themeColor="text1"/>
@@ -403,35 +282,8 @@
           <w:szCs w:val="16"/>
         </w:rPr>
         <w:br/>
+        <w:t>Қазақстан Республикасы</w:t>
       </w:r>
-      <w:proofErr w:type="spellStart"/>
-      <w:r>
-        <w:rPr>
-          <w:color w:val="000000" w:themeColor="text1"/>
-          <w:sz w:val="16"/>
-          <w:szCs w:val="16"/>
-        </w:rPr>
-        <w:t>Қазақстан</w:t>
-      </w:r>
-      <w:proofErr w:type="spellEnd"/>
-      <w:r>
-        <w:rPr>
-          <w:color w:val="000000" w:themeColor="text1"/>
-          <w:sz w:val="16"/>
-          <w:szCs w:val="16"/>
-        </w:rPr>
-        <w:t xml:space="preserve"> </w:t>
-      </w:r>
-      <w:proofErr w:type="spellStart"/>
-      <w:r>
-        <w:rPr>
-          <w:color w:val="000000" w:themeColor="text1"/>
-          <w:sz w:val="16"/>
-          <w:szCs w:val="16"/>
-        </w:rPr>
-        <w:t>Республикасы</w:t>
-      </w:r>
-      <w:proofErr w:type="spellEnd"/>
       <w:r>
         <w:rPr>
           <w:color w:val="000000" w:themeColor="text1"/>
@@ -439,71 +291,8 @@
           <w:szCs w:val="16"/>
         </w:rPr>
         <w:br/>
+        <w:t>Білім және ғылым министрінің</w:t>
       </w:r>
-      <w:proofErr w:type="spellStart"/>
-      <w:r>
-        <w:rPr>
-          <w:color w:val="000000" w:themeColor="text1"/>
-          <w:sz w:val="16"/>
-          <w:szCs w:val="16"/>
-        </w:rPr>
-        <w:t>Білім</w:t>
-      </w:r>
-      <w:proofErr w:type="spellEnd"/>
-      <w:r>
-        <w:rPr>
-          <w:color w:val="000000" w:themeColor="text1"/>
-          <w:sz w:val="16"/>
-          <w:szCs w:val="16"/>
-        </w:rPr>
-        <w:t xml:space="preserve"> </w:t>
-      </w:r>
-      <w:proofErr w:type="spellStart"/>
-      <w:r>
-        <w:rPr>
-          <w:color w:val="000000" w:themeColor="text1"/>
-          <w:sz w:val="16"/>
-          <w:szCs w:val="16"/>
-        </w:rPr>
-        <w:t>және</w:t>
-      </w:r>
-      <w:proofErr w:type="spellEnd"/>
-      <w:r>
-        <w:rPr>
-          <w:color w:val="000000" w:themeColor="text1"/>
-          <w:sz w:val="16"/>
-          <w:szCs w:val="16"/>
-        </w:rPr>
-        <w:t xml:space="preserve"> </w:t>
-      </w:r>
-      <w:proofErr w:type="spellStart"/>
-      <w:r>
-        <w:rPr>
-          <w:color w:val="000000" w:themeColor="text1"/>
-          <w:sz w:val="16"/>
-          <w:szCs w:val="16"/>
-        </w:rPr>
-        <w:t>ғылым</w:t>
-      </w:r>
-      <w:proofErr w:type="spellEnd"/>
-      <w:r>
-        <w:rPr>
-          <w:color w:val="000000" w:themeColor="text1"/>
-          <w:sz w:val="16"/>
-          <w:szCs w:val="16"/>
-        </w:rPr>
-        <w:t xml:space="preserve"> </w:t>
-      </w:r>
-      <w:proofErr w:type="spellStart"/>
-      <w:r>
-        <w:rPr>
-          <w:color w:val="000000" w:themeColor="text1"/>
-          <w:sz w:val="16"/>
-          <w:szCs w:val="16"/>
-        </w:rPr>
-        <w:t>министрінің</w:t>
-      </w:r>
-      <w:proofErr w:type="spellEnd"/>
       <w:r>
         <w:rPr>
           <w:color w:val="000000" w:themeColor="text1"/>
@@ -511,36 +300,8 @@
           <w:szCs w:val="16"/>
         </w:rPr>
         <w:br/>
-        <w:t xml:space="preserve">2020 </w:t>
+        <w:t>2020 жылғы 6 сәуірдегі</w:t>
       </w:r>
-      <w:proofErr w:type="spellStart"/>
-      <w:r>
-        <w:rPr>
-          <w:color w:val="000000" w:themeColor="text1"/>
-          <w:sz w:val="16"/>
-          <w:szCs w:val="16"/>
-        </w:rPr>
-        <w:t>жылғы</w:t>
-      </w:r>
-      <w:proofErr w:type="spellEnd"/>
-      <w:r>
-        <w:rPr>
-          <w:color w:val="000000" w:themeColor="text1"/>
-          <w:sz w:val="16"/>
-          <w:szCs w:val="16"/>
-        </w:rPr>
-        <w:t xml:space="preserve"> 6 </w:t>
-      </w:r>
-      <w:proofErr w:type="spellStart"/>
-      <w:r>
-        <w:rPr>
-          <w:color w:val="000000" w:themeColor="text1"/>
-          <w:sz w:val="16"/>
-          <w:szCs w:val="16"/>
-        </w:rPr>
-        <w:t>сәуірдегі</w:t>
-      </w:r>
-      <w:proofErr w:type="spellEnd"/>
       <w:r>
         <w:rPr>
           <w:color w:val="000000" w:themeColor="text1"/>
@@ -548,25 +309,7 @@
           <w:szCs w:val="16"/>
         </w:rPr>
         <w:br/>
-        <w:t xml:space="preserve">№130 </w:t>
-      </w:r>
-      <w:proofErr w:type="spellStart"/>
-      <w:r>
-        <w:rPr>
-          <w:color w:val="000000" w:themeColor="text1"/>
-          <w:sz w:val="16"/>
-          <w:szCs w:val="16"/>
-        </w:rPr>
-        <w:t>бұйрығына</w:t>
-      </w:r>
-      <w:proofErr w:type="spellEnd"/>
-      <w:r>
-        <w:rPr>
-          <w:color w:val="000000" w:themeColor="text1"/>
-          <w:sz w:val="16"/>
-          <w:szCs w:val="16"/>
-        </w:rPr>
-        <w:t xml:space="preserve"> 4-қосымша</w:t>
+        <w:t>№130 бұйрығына 4-қосымша</w:t>
       </w:r>
     </w:p>
     <w:p>
@@ -618,42 +361,8 @@
           <w:szCs w:val="28"/>
           <w:lang w:val="kk-KZ"/>
         </w:rPr>
-        <w:t xml:space="preserve">План </w:t>
+        <w:t>План учебного занятия</w:t>
       </w:r>
-      <w:proofErr w:type="spellStart"/>
-      <w:r>
-        <w:rPr>
-          <w:b/>
-          <w:color w:val="000000" w:themeColor="text1"/>
-          <w:sz w:val="28"/>
-          <w:szCs w:val="28"/>
-          <w:lang w:val="kk-KZ"/>
-        </w:rPr>
-        <w:t>учебного</w:t>
-      </w:r>
-      <w:proofErr w:type="spellEnd"/>
-      <w:r>
-        <w:rPr>
-          <w:b/>
-          <w:color w:val="000000" w:themeColor="text1"/>
-          <w:sz w:val="28"/>
-          <w:szCs w:val="28"/>
-          <w:lang w:val="kk-KZ"/>
-        </w:rPr>
-        <w:t xml:space="preserve"> </w:t>
-      </w:r>
-      <w:proofErr w:type="spellStart"/>
-      <w:r>
-        <w:rPr>
-          <w:b/>
-          <w:color w:val="000000" w:themeColor="text1"/>
-          <w:sz w:val="28"/>
-          <w:szCs w:val="28"/>
-          <w:lang w:val="kk-KZ"/>
-        </w:rPr>
-        <w:t>занятия</w:t>
-      </w:r>
-      <w:proofErr w:type="spellEnd"/>
       <w:r>
         <w:rPr>
           <w:rFonts w:eastAsia="Arial Unicode MS"/>
@@ -686,70 +395,14 @@
         </w:rPr>
         <w:t>(</w:t>
       </w:r>
-      <w:proofErr w:type="spellStart"/>
       <w:r>
         <w:rPr>
           <w:color w:val="000000" w:themeColor="text1"/>
           <w:sz w:val="20"/>
           <w:szCs w:val="20"/>
         </w:rPr>
-        <w:t>теориялық</w:t>
+        <w:t>теориялық немесе өндірістік оқыту</w:t>
       </w:r>
-      <w:proofErr w:type="spellEnd"/>
-      <w:r>
-        <w:rPr>
-          <w:color w:val="000000" w:themeColor="text1"/>
-          <w:sz w:val="20"/>
-          <w:szCs w:val="20"/>
-        </w:rPr>
-        <w:t xml:space="preserve"> </w:t>
-      </w:r>
-      <w:proofErr w:type="spellStart"/>
-      <w:r>
-        <w:rPr>
-          <w:color w:val="000000" w:themeColor="text1"/>
-          <w:sz w:val="20"/>
-          <w:szCs w:val="20"/>
-        </w:rPr>
-        <w:t>немесе</w:t>
-      </w:r>
-      <w:proofErr w:type="spellEnd"/>
-      <w:r>
-        <w:rPr>
-          <w:color w:val="000000" w:themeColor="text1"/>
-          <w:sz w:val="20"/>
-          <w:szCs w:val="20"/>
-        </w:rPr>
-        <w:t xml:space="preserve"> </w:t>
-      </w:r>
-      <w:proofErr w:type="spellStart"/>
-      <w:r>
-        <w:rPr>
-          <w:color w:val="000000" w:themeColor="text1"/>
-          <w:sz w:val="20"/>
-          <w:szCs w:val="20"/>
-        </w:rPr>
-        <w:t>өндірістік</w:t>
-      </w:r>
-      <w:proofErr w:type="spellEnd"/>
-      <w:r>
-        <w:rPr>
-          <w:color w:val="000000" w:themeColor="text1"/>
-          <w:sz w:val="20"/>
-          <w:szCs w:val="20"/>
-        </w:rPr>
-        <w:t xml:space="preserve"> </w:t>
-      </w:r>
-      <w:proofErr w:type="spellStart"/>
-      <w:r>
-        <w:rPr>
-          <w:color w:val="000000" w:themeColor="text1"/>
-          <w:sz w:val="20"/>
-          <w:szCs w:val="20"/>
-        </w:rPr>
-        <w:t>оқыту</w:t>
-      </w:r>
-      <w:proofErr w:type="spellEnd"/>
       <w:r>
         <w:rPr>
           <w:color w:val="000000" w:themeColor="text1"/>
@@ -828,73 +481,7 @@
           <w:szCs w:val="24"/>
           <w:lang w:val="kk-KZ"/>
         </w:rPr>
-        <w:t xml:space="preserve">І. Бөлім / </w:t>
-      </w:r>
-      <w:proofErr w:type="spellStart"/>
-      <w:r>
-        <w:rPr>
-          <w:b/>
-          <w:color w:val="000000" w:themeColor="text1"/>
-          <w:sz w:val="24"/>
-          <w:szCs w:val="24"/>
-          <w:lang w:val="kk-KZ"/>
-        </w:rPr>
-        <w:t>часть</w:t>
-      </w:r>
-      <w:proofErr w:type="spellEnd"/>
-      <w:r>
-        <w:rPr>
-          <w:b/>
-          <w:color w:val="000000" w:themeColor="text1"/>
-          <w:sz w:val="24"/>
-          <w:szCs w:val="24"/>
-          <w:lang w:val="kk-KZ"/>
-        </w:rPr>
-        <w:t>:                       Сабақты жоспарлау /</w:t>
-      </w:r>
-      <w:proofErr w:type="spellStart"/>
-      <w:r>
-        <w:rPr>
-          <w:b/>
-          <w:color w:val="000000" w:themeColor="text1"/>
-          <w:sz w:val="24"/>
-          <w:szCs w:val="24"/>
-          <w:lang w:val="kk-KZ"/>
-        </w:rPr>
-        <w:t>Планирование</w:t>
-      </w:r>
-      <w:proofErr w:type="spellEnd"/>
-      <w:r>
-        <w:rPr>
-          <w:b/>
-          <w:color w:val="000000" w:themeColor="text1"/>
-          <w:sz w:val="24"/>
-          <w:szCs w:val="24"/>
-          <w:lang w:val="kk-KZ"/>
-        </w:rPr>
-        <w:t xml:space="preserve"> </w:t>
-      </w:r>
-      <w:proofErr w:type="spellStart"/>
-      <w:r>
-        <w:rPr>
-          <w:b/>
-          <w:color w:val="000000" w:themeColor="text1"/>
-          <w:sz w:val="24"/>
-          <w:szCs w:val="24"/>
-          <w:lang w:val="kk-KZ"/>
-        </w:rPr>
-        <w:t>занятия</w:t>
-      </w:r>
-      <w:proofErr w:type="spellEnd"/>
-      <w:r>
-        <w:rPr>
-          <w:b/>
-          <w:color w:val="000000" w:themeColor="text1"/>
-          <w:sz w:val="24"/>
-          <w:szCs w:val="24"/>
-          <w:lang w:val="kk-KZ"/>
-        </w:rPr>
-        <w:t>:</w:t>
+        <w:t>І. Бөлім / часть:                       Сабақты жоспарлау /Планирование занятия:</w:t>
       </w:r>
     </w:p>
     <w:tbl>
@@ -955,45 +542,14 @@
                 <w:szCs w:val="24"/>
               </w:rPr>
             </w:pPr>
-            <w:proofErr w:type="spellStart"/>
-            <w:r>
-              <w:rPr>
-                <w:b/>
-                <w:color w:val="000000" w:themeColor="text1"/>
-                <w:sz w:val="24"/>
-                <w:szCs w:val="24"/>
-              </w:rPr>
-              <w:t>Тема</w:t>
-            </w:r>
-            <w:proofErr w:type="spellEnd"/>
-            <w:r>
-              <w:rPr>
-                <w:b/>
-                <w:color w:val="000000" w:themeColor="text1"/>
-                <w:sz w:val="24"/>
-                <w:szCs w:val="24"/>
-              </w:rPr>
-              <w:t xml:space="preserve"> </w:t>
-            </w:r>
-            <w:proofErr w:type="spellStart"/>
-            <w:r>
-              <w:rPr>
-                <w:b/>
-                <w:color w:val="000000" w:themeColor="text1"/>
-                <w:sz w:val="24"/>
-                <w:szCs w:val="24"/>
-              </w:rPr>
-              <w:t>занятия</w:t>
-            </w:r>
-            <w:proofErr w:type="spellEnd"/>
-            <w:r>
-              <w:rPr>
-                <w:b/>
-                <w:color w:val="000000" w:themeColor="text1"/>
-                <w:sz w:val="24"/>
-                <w:szCs w:val="24"/>
-              </w:rPr>
-              <w:t>:</w:t>
+            <w:r>
+              <w:rPr>
+                <w:b/>
+                <w:color w:val="000000" w:themeColor="text1"/>
+                <w:sz w:val="24"/>
+                <w:szCs w:val="24"/>
+              </w:rPr>
+              <w:t>Тема занятия:</w:t>
             </w:r>
           </w:p>
         </w:tc>
@@ -1056,9 +612,8 @@
                 <w:szCs w:val="24"/>
                 <w:lang w:val="ru-RU"/>
               </w:rPr>
-              <w:t>Модуль /</w:t>
-            </w:r>
-            <w:proofErr w:type="spellStart"/>
+              <w:t>Модуль /пән</w:t>
+            </w:r>
             <w:r>
               <w:rPr>
                 <w:b/>
@@ -1067,9 +622,8 @@
                 <w:szCs w:val="24"/>
                 <w:lang w:val="ru-RU"/>
               </w:rPr>
-              <w:t>пән</w:t>
-            </w:r>
-            <w:proofErr w:type="spellEnd"/>
+              <w:t xml:space="preserve"> </w:t>
+            </w:r>
             <w:r>
               <w:rPr>
                 <w:b/>
@@ -1078,29 +632,7 @@
                 <w:szCs w:val="24"/>
                 <w:lang w:val="ru-RU"/>
               </w:rPr>
-              <w:t xml:space="preserve"> </w:t>
-            </w:r>
-            <w:proofErr w:type="spellStart"/>
-            <w:r>
-              <w:rPr>
-                <w:b/>
-                <w:color w:val="000000" w:themeColor="text1"/>
-                <w:sz w:val="24"/>
-                <w:szCs w:val="24"/>
-                <w:lang w:val="ru-RU"/>
-              </w:rPr>
-              <w:t>атауы</w:t>
-            </w:r>
-            <w:proofErr w:type="spellEnd"/>
-            <w:r>
-              <w:rPr>
-                <w:b/>
-                <w:color w:val="000000" w:themeColor="text1"/>
-                <w:sz w:val="24"/>
-                <w:szCs w:val="24"/>
-                <w:lang w:val="ru-RU"/>
-              </w:rPr>
-              <w:t xml:space="preserve">: </w:t>
+              <w:t xml:space="preserve">атауы: </w:t>
             </w:r>
           </w:p>
           <w:p>
@@ -1170,45 +702,14 @@
                 <w:szCs w:val="24"/>
               </w:rPr>
             </w:pPr>
-            <w:proofErr w:type="spellStart"/>
-            <w:r>
-              <w:rPr>
-                <w:b/>
-                <w:color w:val="000000" w:themeColor="text1"/>
-                <w:sz w:val="24"/>
-                <w:szCs w:val="24"/>
-              </w:rPr>
-              <w:t>Педагог</w:t>
-            </w:r>
-            <w:proofErr w:type="spellEnd"/>
-            <w:r>
-              <w:rPr>
-                <w:b/>
-                <w:color w:val="000000" w:themeColor="text1"/>
-                <w:sz w:val="24"/>
-                <w:szCs w:val="24"/>
-              </w:rPr>
-              <w:t xml:space="preserve"> </w:t>
-            </w:r>
-            <w:proofErr w:type="spellStart"/>
-            <w:r>
-              <w:rPr>
-                <w:b/>
-                <w:color w:val="000000" w:themeColor="text1"/>
-                <w:sz w:val="24"/>
-                <w:szCs w:val="24"/>
-              </w:rPr>
-              <w:t>дайындады</w:t>
-            </w:r>
-            <w:proofErr w:type="spellEnd"/>
-            <w:r>
-              <w:rPr>
-                <w:b/>
-                <w:color w:val="000000" w:themeColor="text1"/>
-                <w:sz w:val="24"/>
-                <w:szCs w:val="24"/>
-              </w:rPr>
-              <w:t xml:space="preserve">: </w:t>
+            <w:r>
+              <w:rPr>
+                <w:b/>
+                <w:color w:val="000000" w:themeColor="text1"/>
+                <w:sz w:val="24"/>
+                <w:szCs w:val="24"/>
+              </w:rPr>
+              <w:t xml:space="preserve">Педагог дайындады: </w:t>
             </w:r>
           </w:p>
           <w:p>
@@ -1222,45 +723,14 @@
                 <w:lang w:val="ru-RU"/>
               </w:rPr>
             </w:pPr>
-            <w:proofErr w:type="spellStart"/>
-            <w:r>
-              <w:rPr>
-                <w:b/>
-                <w:color w:val="000000" w:themeColor="text1"/>
-                <w:sz w:val="24"/>
-                <w:szCs w:val="24"/>
-              </w:rPr>
-              <w:t>Подготовил</w:t>
-            </w:r>
-            <w:proofErr w:type="spellEnd"/>
-            <w:r>
-              <w:rPr>
-                <w:b/>
-                <w:color w:val="000000" w:themeColor="text1"/>
-                <w:sz w:val="24"/>
-                <w:szCs w:val="24"/>
-              </w:rPr>
-              <w:t xml:space="preserve"> </w:t>
-            </w:r>
-            <w:proofErr w:type="spellStart"/>
-            <w:r>
-              <w:rPr>
-                <w:b/>
-                <w:color w:val="000000" w:themeColor="text1"/>
-                <w:sz w:val="24"/>
-                <w:szCs w:val="24"/>
-              </w:rPr>
-              <w:t>педагог</w:t>
-            </w:r>
-            <w:proofErr w:type="spellEnd"/>
-            <w:r>
-              <w:rPr>
-                <w:b/>
-                <w:color w:val="000000" w:themeColor="text1"/>
-                <w:sz w:val="24"/>
-                <w:szCs w:val="24"/>
-              </w:rPr>
-              <w:t>:</w:t>
+            <w:r>
+              <w:rPr>
+                <w:b/>
+                <w:color w:val="000000" w:themeColor="text1"/>
+                <w:sz w:val="24"/>
+                <w:szCs w:val="24"/>
+              </w:rPr>
+              <w:t>Подготовил педагог:</w:t>
             </w:r>
           </w:p>
         </w:tc>
@@ -1360,7 +830,6 @@
               </w:rPr>
               <w:t xml:space="preserve"> </w:t>
             </w:r>
-            <w:proofErr w:type="spellStart"/>
             <w:r>
               <w:rPr>
                 <w:b/>
@@ -1370,7 +839,6 @@
               </w:rPr>
               <w:t>года</w:t>
             </w:r>
-            <w:proofErr w:type="spellEnd"/>
           </w:p>
           <w:p>
             <w:pPr>
@@ -1416,7 +884,6 @@
                 <w:szCs w:val="24"/>
               </w:rPr>
             </w:pPr>
-            <w:proofErr w:type="spellStart"/>
             <w:r>
               <w:rPr>
                 <w:rFonts w:ascii="Times New Roman" w:hAnsi="Times New Roman" w:cs="Times New Roman"/>
@@ -1427,7 +894,6 @@
               </w:rPr>
               <w:t>Жалпы</w:t>
             </w:r>
-            <w:proofErr w:type="spellEnd"/>
             <w:r>
               <w:rPr>
                 <w:rFonts w:ascii="Times New Roman" w:hAnsi="Times New Roman" w:cs="Times New Roman"/>
@@ -1439,7 +905,6 @@
               </w:rPr>
               <w:t xml:space="preserve"> </w:t>
             </w:r>
-            <w:proofErr w:type="spellStart"/>
             <w:r>
               <w:rPr>
                 <w:rFonts w:ascii="Times New Roman" w:hAnsi="Times New Roman" w:cs="Times New Roman"/>
@@ -1450,7 +915,6 @@
               </w:rPr>
               <w:t>мәліметтер</w:t>
             </w:r>
-            <w:proofErr w:type="spellEnd"/>
             <w:r>
               <w:rPr>
                 <w:rFonts w:ascii="Times New Roman" w:hAnsi="Times New Roman" w:cs="Times New Roman"/>
@@ -1520,7 +984,6 @@
               </w:rPr>
               <w:t xml:space="preserve">Курсы, </w:t>
             </w:r>
-            <w:proofErr w:type="spellStart"/>
             <w:r>
               <w:rPr>
                 <w:color w:val="000000" w:themeColor="text1"/>
@@ -1529,7 +992,6 @@
               </w:rPr>
               <w:t>Курс</w:t>
             </w:r>
-            <w:proofErr w:type="spellEnd"/>
             <w:r>
               <w:rPr>
                 <w:color w:val="000000" w:themeColor="text1"/>
@@ -1567,7 +1029,6 @@
               </w:rPr>
               <w:t>Топ, г</w:t>
             </w:r>
-            <w:proofErr w:type="spellStart"/>
             <w:r>
               <w:rPr>
                 <w:color w:val="000000" w:themeColor="text1"/>
@@ -1576,7 +1037,6 @@
               </w:rPr>
               <w:t>руппа</w:t>
             </w:r>
-            <w:proofErr w:type="spellEnd"/>
             <w:r>
               <w:rPr>
                 <w:color w:val="000000" w:themeColor="text1"/>
@@ -1643,7 +1103,6 @@
               </w:rPr>
               <w:t xml:space="preserve">     </w:t>
             </w:r>
-            <w:proofErr w:type="spellStart"/>
             <w:r>
               <w:rPr>
                 <w:b/>
@@ -1653,7 +1112,6 @@
               </w:rPr>
               <w:t>Сабақтың</w:t>
             </w:r>
-            <w:proofErr w:type="spellEnd"/>
             <w:r>
               <w:rPr>
                 <w:b/>
@@ -1664,25 +1122,14 @@
               </w:rPr>
               <w:t xml:space="preserve"> </w:t>
             </w:r>
-            <w:proofErr w:type="spellStart"/>
-            <w:r>
-              <w:rPr>
-                <w:b/>
-                <w:color w:val="000000" w:themeColor="text1"/>
-                <w:sz w:val="24"/>
-                <w:szCs w:val="24"/>
-              </w:rPr>
-              <w:t>түрі</w:t>
-            </w:r>
-            <w:proofErr w:type="spellEnd"/>
-            <w:r>
-              <w:rPr>
-                <w:b/>
-                <w:color w:val="000000" w:themeColor="text1"/>
-                <w:sz w:val="24"/>
-                <w:szCs w:val="24"/>
-              </w:rPr>
-              <w:t>:</w:t>
+            <w:r>
+              <w:rPr>
+                <w:b/>
+                <w:color w:val="000000" w:themeColor="text1"/>
+                <w:sz w:val="24"/>
+                <w:szCs w:val="24"/>
+              </w:rPr>
+              <w:t>түрі:</w:t>
             </w:r>
           </w:p>
           <w:p>
@@ -1704,45 +1151,14 @@
               </w:rPr>
               <w:t xml:space="preserve">     </w:t>
             </w:r>
-            <w:proofErr w:type="spellStart"/>
-            <w:r>
-              <w:rPr>
-                <w:b/>
-                <w:color w:val="000000" w:themeColor="text1"/>
-                <w:sz w:val="24"/>
-                <w:szCs w:val="24"/>
-              </w:rPr>
-              <w:t>Тип</w:t>
-            </w:r>
-            <w:proofErr w:type="spellEnd"/>
-            <w:r>
-              <w:rPr>
-                <w:b/>
-                <w:color w:val="000000" w:themeColor="text1"/>
-                <w:sz w:val="24"/>
-                <w:szCs w:val="24"/>
-              </w:rPr>
-              <w:t xml:space="preserve"> </w:t>
-            </w:r>
-            <w:proofErr w:type="spellStart"/>
-            <w:r>
-              <w:rPr>
-                <w:b/>
-                <w:color w:val="000000" w:themeColor="text1"/>
-                <w:sz w:val="24"/>
-                <w:szCs w:val="24"/>
-              </w:rPr>
-              <w:t>занятия</w:t>
-            </w:r>
-            <w:proofErr w:type="spellEnd"/>
-            <w:r>
-              <w:rPr>
-                <w:b/>
-                <w:color w:val="000000" w:themeColor="text1"/>
-                <w:sz w:val="24"/>
-                <w:szCs w:val="24"/>
-              </w:rPr>
-              <w:t>:</w:t>
+            <w:r>
+              <w:rPr>
+                <w:b/>
+                <w:color w:val="000000" w:themeColor="text1"/>
+                <w:sz w:val="24"/>
+                <w:szCs w:val="24"/>
+              </w:rPr>
+              <w:t>Тип занятия:</w:t>
             </w:r>
           </w:p>
         </w:tc>
@@ -1768,27 +1184,7 @@
                 <w:szCs w:val="24"/>
                 <w:lang w:val="ru-RU" w:eastAsia="ru-RU"/>
               </w:rPr>
-              <w:t>{</w:t>
-            </w:r>
-            <w:proofErr w:type="spellStart"/>
-            <w:r>
-              <w:rPr>
-                <w:color w:val="000000" w:themeColor="text1"/>
-                <w:sz w:val="24"/>
-                <w:szCs w:val="24"/>
-                <w:lang w:val="ru-RU" w:eastAsia="ru-RU"/>
-              </w:rPr>
-              <w:t>lesson_type</w:t>
-            </w:r>
-            <w:proofErr w:type="spellEnd"/>
-            <w:r>
-              <w:rPr>
-                <w:color w:val="000000" w:themeColor="text1"/>
-                <w:sz w:val="24"/>
-                <w:szCs w:val="24"/>
-                <w:lang w:val="ru-RU" w:eastAsia="ru-RU"/>
-              </w:rPr>
-              <w:t>}</w:t>
+              <w:t>{lesson_type}</w:t>
             </w:r>
           </w:p>
         </w:tc>
@@ -1834,29 +1230,16 @@
               </w:rPr>
               <w:t>Саба</w:t>
             </w:r>
-            <w:proofErr w:type="spellStart"/>
-            <w:r>
-              <w:rPr>
-                <w:b/>
-                <w:color w:val="000000" w:themeColor="text1"/>
-                <w:sz w:val="24"/>
-                <w:szCs w:val="24"/>
-                <w:lang w:val="kk-KZ"/>
-              </w:rPr>
-              <w:t>қтың</w:t>
-            </w:r>
-            <w:proofErr w:type="spellEnd"/>
-            <w:r>
-              <w:rPr>
-                <w:b/>
-                <w:color w:val="000000" w:themeColor="text1"/>
-                <w:sz w:val="24"/>
-                <w:szCs w:val="24"/>
-                <w:lang w:val="kk-KZ"/>
-              </w:rPr>
-              <w:t xml:space="preserve"> м</w:t>
-            </w:r>
-            <w:proofErr w:type="spellStart"/>
+            <w:r>
+              <w:rPr>
+                <w:b/>
+                <w:color w:val="000000" w:themeColor="text1"/>
+                <w:sz w:val="24"/>
+                <w:szCs w:val="24"/>
+                <w:lang w:val="kk-KZ"/>
+              </w:rPr>
+              <w:t>қтың м</w:t>
+            </w:r>
             <w:r>
               <w:rPr>
                 <w:b/>
@@ -1867,7 +1250,6 @@
               </w:rPr>
               <w:t>ақсаты</w:t>
             </w:r>
-            <w:proofErr w:type="spellEnd"/>
             <w:r>
               <w:rPr>
                 <w:b/>
@@ -1918,29 +1300,7 @@
                 <w:szCs w:val="24"/>
                 <w:lang w:val="kk-KZ"/>
               </w:rPr>
-              <w:t xml:space="preserve">ь </w:t>
-            </w:r>
-            <w:proofErr w:type="spellStart"/>
-            <w:r>
-              <w:rPr>
-                <w:b/>
-                <w:color w:val="000000" w:themeColor="text1"/>
-                <w:sz w:val="24"/>
-                <w:szCs w:val="24"/>
-                <w:lang w:val="kk-KZ"/>
-              </w:rPr>
-              <w:t>занятия</w:t>
-            </w:r>
-            <w:proofErr w:type="spellEnd"/>
-            <w:r>
-              <w:rPr>
-                <w:b/>
-                <w:color w:val="000000" w:themeColor="text1"/>
-                <w:sz w:val="24"/>
-                <w:szCs w:val="24"/>
-                <w:lang w:val="kk-KZ"/>
-              </w:rPr>
-              <w:t>:</w:t>
+              <w:t>ь занятия:</w:t>
             </w:r>
           </w:p>
           <w:p>
@@ -1988,7 +1348,6 @@
               </w:rPr>
               <w:t xml:space="preserve">    </w:t>
             </w:r>
-            <w:proofErr w:type="spellStart"/>
             <w:r>
               <w:rPr>
                 <w:b/>
@@ -1999,7 +1358,6 @@
               </w:rPr>
               <w:t>Сабақтың</w:t>
             </w:r>
-            <w:proofErr w:type="spellEnd"/>
             <w:r>
               <w:rPr>
                 <w:b/>
@@ -2009,7 +1367,6 @@
               </w:rPr>
               <w:t xml:space="preserve"> </w:t>
             </w:r>
-            <w:proofErr w:type="spellStart"/>
             <w:r>
               <w:rPr>
                 <w:b/>
@@ -2020,7 +1377,6 @@
               </w:rPr>
               <w:t>міндеттері</w:t>
             </w:r>
-            <w:proofErr w:type="spellEnd"/>
             <w:r>
               <w:rPr>
                 <w:b/>
@@ -2053,7 +1409,6 @@
               </w:rPr>
               <w:t xml:space="preserve">    З</w:t>
             </w:r>
-            <w:proofErr w:type="spellStart"/>
             <w:r>
               <w:rPr>
                 <w:b/>
@@ -2063,29 +1418,16 @@
               </w:rPr>
               <w:t>адачи</w:t>
             </w:r>
-            <w:proofErr w:type="spellEnd"/>
-            <w:r>
-              <w:rPr>
-                <w:b/>
-                <w:color w:val="000000" w:themeColor="text1"/>
-                <w:sz w:val="24"/>
-                <w:szCs w:val="24"/>
-                <w:lang w:val="kk-KZ"/>
-              </w:rPr>
-              <w:t xml:space="preserve"> </w:t>
-            </w:r>
-            <w:proofErr w:type="spellStart"/>
-            <w:r>
-              <w:rPr>
-                <w:b/>
-                <w:color w:val="000000" w:themeColor="text1"/>
-                <w:sz w:val="24"/>
-                <w:szCs w:val="24"/>
-                <w:lang w:val="kk-KZ"/>
-              </w:rPr>
-              <w:t>занятия</w:t>
-            </w:r>
-            <w:proofErr w:type="spellEnd"/>
+            <w:r>
+              <w:rPr>
+                <w:b/>
+                <w:color w:val="000000" w:themeColor="text1"/>
+                <w:sz w:val="24"/>
+                <w:szCs w:val="24"/>
+                <w:lang w:val="kk-KZ"/>
+              </w:rPr>
+              <w:t xml:space="preserve"> занятия</w:t>
+            </w:r>
             <w:r>
               <w:rPr>
                 <w:b/>
@@ -2275,7 +1617,6 @@
               </w:rPr>
               <w:t xml:space="preserve"> </w:t>
             </w:r>
-            <w:proofErr w:type="spellStart"/>
             <w:r>
               <w:rPr>
                 <w:rFonts w:ascii="Times New Roman" w:eastAsia="Arial" w:hAnsi="Times New Roman" w:cs="Times New Roman"/>
@@ -2287,7 +1628,6 @@
               </w:rPr>
               <w:t>Оқу</w:t>
             </w:r>
-            <w:proofErr w:type="spellEnd"/>
             <w:r>
               <w:rPr>
                 <w:rFonts w:ascii="Times New Roman" w:eastAsia="Arial" w:hAnsi="Times New Roman" w:cs="Times New Roman"/>
@@ -2300,7 +1640,6 @@
               </w:rPr>
               <w:t>-</w:t>
             </w:r>
-            <w:proofErr w:type="spellStart"/>
             <w:r>
               <w:rPr>
                 <w:rFonts w:ascii="Times New Roman" w:eastAsia="Arial" w:hAnsi="Times New Roman" w:cs="Times New Roman"/>
@@ -2312,7 +1651,6 @@
               </w:rPr>
               <w:t>жаттығу</w:t>
             </w:r>
-            <w:proofErr w:type="spellEnd"/>
             <w:r>
               <w:rPr>
                 <w:rFonts w:ascii="Times New Roman" w:eastAsia="Arial" w:hAnsi="Times New Roman" w:cs="Times New Roman"/>
@@ -2325,7 +1663,6 @@
               </w:rPr>
               <w:t xml:space="preserve"> </w:t>
             </w:r>
-            <w:proofErr w:type="spellStart"/>
             <w:r>
               <w:rPr>
                 <w:rFonts w:ascii="Times New Roman" w:eastAsia="Arial" w:hAnsi="Times New Roman" w:cs="Times New Roman"/>
@@ -2337,7 +1674,6 @@
               </w:rPr>
               <w:t>процесінде</w:t>
             </w:r>
-            <w:proofErr w:type="spellEnd"/>
             <w:r>
               <w:rPr>
                 <w:rFonts w:ascii="Times New Roman" w:eastAsia="Arial" w:hAnsi="Times New Roman" w:cs="Times New Roman"/>
@@ -2350,7 +1686,6 @@
               </w:rPr>
               <w:t xml:space="preserve"> </w:t>
             </w:r>
-            <w:proofErr w:type="spellStart"/>
             <w:r>
               <w:rPr>
                 <w:rFonts w:ascii="Times New Roman" w:eastAsia="Arial" w:hAnsi="Times New Roman" w:cs="Times New Roman"/>
@@ -2362,7 +1697,6 @@
               </w:rPr>
               <w:t>білім</w:t>
             </w:r>
-            <w:proofErr w:type="spellEnd"/>
             <w:r>
               <w:rPr>
                 <w:rFonts w:ascii="Times New Roman" w:eastAsia="Arial" w:hAnsi="Times New Roman" w:cs="Times New Roman"/>
@@ -2375,7 +1709,6 @@
               </w:rPr>
               <w:t xml:space="preserve"> </w:t>
             </w:r>
-            <w:proofErr w:type="spellStart"/>
             <w:r>
               <w:rPr>
                 <w:rFonts w:ascii="Times New Roman" w:eastAsia="Arial" w:hAnsi="Times New Roman" w:cs="Times New Roman"/>
@@ -2387,7 +1720,6 @@
               </w:rPr>
               <w:t>алушылар</w:t>
             </w:r>
-            <w:proofErr w:type="spellEnd"/>
             <w:r>
               <w:rPr>
                 <w:rFonts w:ascii="Times New Roman" w:eastAsia="Arial" w:hAnsi="Times New Roman" w:cs="Times New Roman"/>
@@ -2400,7 +1732,6 @@
               </w:rPr>
               <w:t xml:space="preserve"> </w:t>
             </w:r>
-            <w:proofErr w:type="spellStart"/>
             <w:r>
               <w:rPr>
                 <w:rFonts w:ascii="Times New Roman" w:eastAsia="Arial" w:hAnsi="Times New Roman" w:cs="Times New Roman"/>
@@ -2412,7 +1743,6 @@
               </w:rPr>
               <w:t>меңгеретін</w:t>
             </w:r>
-            <w:proofErr w:type="spellEnd"/>
             <w:r>
               <w:rPr>
                 <w:rFonts w:ascii="Times New Roman" w:eastAsia="Arial" w:hAnsi="Times New Roman" w:cs="Times New Roman"/>
@@ -2425,7 +1755,6 @@
               </w:rPr>
               <w:t xml:space="preserve"> </w:t>
             </w:r>
-            <w:proofErr w:type="spellStart"/>
             <w:r>
               <w:rPr>
                 <w:rFonts w:ascii="Times New Roman" w:eastAsia="Arial" w:hAnsi="Times New Roman" w:cs="Times New Roman"/>
@@ -2437,7 +1766,6 @@
               </w:rPr>
               <w:t>күтілетін</w:t>
             </w:r>
-            <w:proofErr w:type="spellEnd"/>
             <w:r>
               <w:rPr>
                 <w:rFonts w:ascii="Times New Roman" w:eastAsia="Arial" w:hAnsi="Times New Roman" w:cs="Times New Roman"/>
@@ -2450,7 +1778,6 @@
               </w:rPr>
               <w:t xml:space="preserve"> </w:t>
             </w:r>
-            <w:proofErr w:type="spellStart"/>
             <w:r>
               <w:rPr>
                 <w:rFonts w:ascii="Times New Roman" w:eastAsia="Arial" w:hAnsi="Times New Roman" w:cs="Times New Roman"/>
@@ -2462,7 +1789,6 @@
               </w:rPr>
               <w:t>нәтижелер</w:t>
             </w:r>
-            <w:proofErr w:type="spellEnd"/>
             <w:r>
               <w:rPr>
                 <w:rFonts w:ascii="Times New Roman" w:eastAsia="Arial" w:hAnsi="Times New Roman" w:cs="Times New Roman"/>
@@ -2475,7 +1801,6 @@
               </w:rPr>
               <w:t xml:space="preserve"> </w:t>
             </w:r>
-            <w:proofErr w:type="spellStart"/>
             <w:r>
               <w:rPr>
                 <w:rFonts w:ascii="Times New Roman" w:eastAsia="Arial" w:hAnsi="Times New Roman" w:cs="Times New Roman"/>
@@ -2487,7 +1812,6 @@
               </w:rPr>
               <w:t>және</w:t>
             </w:r>
-            <w:proofErr w:type="spellEnd"/>
             <w:r>
               <w:rPr>
                 <w:rFonts w:ascii="Times New Roman" w:eastAsia="Arial" w:hAnsi="Times New Roman" w:cs="Times New Roman"/>
@@ -2500,7 +1824,6 @@
               </w:rPr>
               <w:t xml:space="preserve"> (</w:t>
             </w:r>
-            <w:proofErr w:type="spellStart"/>
             <w:r>
               <w:rPr>
                 <w:rFonts w:ascii="Times New Roman" w:eastAsia="Arial" w:hAnsi="Times New Roman" w:cs="Times New Roman"/>
@@ -2512,7 +1835,6 @@
               </w:rPr>
               <w:t>немесе</w:t>
             </w:r>
-            <w:proofErr w:type="spellEnd"/>
             <w:r>
               <w:rPr>
                 <w:rFonts w:ascii="Times New Roman" w:eastAsia="Arial" w:hAnsi="Times New Roman" w:cs="Times New Roman"/>
@@ -2525,7 +1847,6 @@
               </w:rPr>
               <w:t xml:space="preserve">) </w:t>
             </w:r>
-            <w:proofErr w:type="spellStart"/>
             <w:r>
               <w:rPr>
                 <w:rFonts w:ascii="Times New Roman" w:eastAsia="Arial" w:hAnsi="Times New Roman" w:cs="Times New Roman"/>
@@ -2537,7 +1858,6 @@
               </w:rPr>
               <w:t>кәсіби</w:t>
             </w:r>
-            <w:proofErr w:type="spellEnd"/>
             <w:r>
               <w:rPr>
                 <w:rFonts w:ascii="Times New Roman" w:eastAsia="Arial" w:hAnsi="Times New Roman" w:cs="Times New Roman"/>
@@ -2550,7 +1870,6 @@
               </w:rPr>
               <w:t xml:space="preserve"> </w:t>
             </w:r>
-            <w:proofErr w:type="spellStart"/>
             <w:r>
               <w:rPr>
                 <w:rFonts w:ascii="Times New Roman" w:eastAsia="Arial" w:hAnsi="Times New Roman" w:cs="Times New Roman"/>
@@ -2562,7 +1881,6 @@
               </w:rPr>
               <w:t>дағдылар</w:t>
             </w:r>
-            <w:proofErr w:type="spellEnd"/>
             <w:r>
               <w:rPr>
                 <w:rFonts w:ascii="Times New Roman" w:eastAsia="Arial" w:hAnsi="Times New Roman" w:cs="Times New Roman"/>
@@ -2575,7 +1893,6 @@
               </w:rPr>
               <w:t xml:space="preserve"> </w:t>
             </w:r>
-            <w:proofErr w:type="spellStart"/>
             <w:r>
               <w:rPr>
                 <w:rFonts w:ascii="Times New Roman" w:eastAsia="Arial" w:hAnsi="Times New Roman" w:cs="Times New Roman"/>
@@ -2587,7 +1904,6 @@
               </w:rPr>
               <w:t>тізбесі</w:t>
             </w:r>
-            <w:proofErr w:type="spellEnd"/>
             <w:r>
               <w:rPr>
                 <w:rFonts w:ascii="Times New Roman" w:eastAsia="Arial" w:hAnsi="Times New Roman" w:cs="Times New Roman"/>
@@ -2740,19 +2056,29 @@
                 <w:sz w:val="24"/>
                 <w:szCs w:val="24"/>
               </w:rPr>
-              <w:t xml:space="preserve">4. </w:t>
-            </w:r>
-            <w:proofErr w:type="spellStart"/>
-            <w:r>
-              <w:rPr>
-                <w:b/>
-                <w:color w:val="000000" w:themeColor="text1"/>
-                <w:sz w:val="24"/>
-                <w:szCs w:val="24"/>
-              </w:rPr>
-              <w:t>Қажетті</w:t>
-            </w:r>
-            <w:proofErr w:type="spellEnd"/>
+              <w:t>4. Қажетті ресурстар</w:t>
+            </w:r>
+            <w:r>
+              <w:rPr>
+                <w:b/>
+                <w:color w:val="000000" w:themeColor="text1"/>
+                <w:sz w:val="24"/>
+                <w:szCs w:val="24"/>
+                <w:lang w:val="kk-KZ"/>
+              </w:rPr>
+              <w:t>/</w:t>
+            </w:r>
+          </w:p>
+          <w:p>
+            <w:pPr>
+              <w:spacing w:after="0" w:line="240" w:lineRule="auto"/>
+              <w:rPr>
+                <w:b/>
+                <w:color w:val="000000" w:themeColor="text1"/>
+                <w:sz w:val="24"/>
+                <w:szCs w:val="24"/>
+              </w:rPr>
+            </w:pPr>
             <w:r>
               <w:rPr>
                 <w:b/>
@@ -2762,47 +2088,6 @@
               </w:rPr>
               <w:t xml:space="preserve"> </w:t>
             </w:r>
-            <w:proofErr w:type="spellStart"/>
-            <w:r>
-              <w:rPr>
-                <w:b/>
-                <w:color w:val="000000" w:themeColor="text1"/>
-                <w:sz w:val="24"/>
-                <w:szCs w:val="24"/>
-              </w:rPr>
-              <w:t>ресурстар</w:t>
-            </w:r>
-            <w:proofErr w:type="spellEnd"/>
-            <w:r>
-              <w:rPr>
-                <w:b/>
-                <w:color w:val="000000" w:themeColor="text1"/>
-                <w:sz w:val="24"/>
-                <w:szCs w:val="24"/>
-                <w:lang w:val="kk-KZ"/>
-              </w:rPr>
-              <w:t>/</w:t>
-            </w:r>
-          </w:p>
-          <w:p>
-            <w:pPr>
-              <w:spacing w:after="0" w:line="240" w:lineRule="auto"/>
-              <w:rPr>
-                <w:b/>
-                <w:color w:val="000000" w:themeColor="text1"/>
-                <w:sz w:val="24"/>
-                <w:szCs w:val="24"/>
-              </w:rPr>
-            </w:pPr>
-            <w:r>
-              <w:rPr>
-                <w:b/>
-                <w:color w:val="000000" w:themeColor="text1"/>
-                <w:sz w:val="24"/>
-                <w:szCs w:val="24"/>
-              </w:rPr>
-              <w:t xml:space="preserve"> </w:t>
-            </w:r>
             <w:r>
               <w:rPr>
                 <w:b/>
@@ -2813,45 +2098,14 @@
               </w:rPr>
               <w:t xml:space="preserve">   </w:t>
             </w:r>
-            <w:proofErr w:type="spellStart"/>
-            <w:r>
-              <w:rPr>
-                <w:b/>
-                <w:color w:val="000000" w:themeColor="text1"/>
-                <w:sz w:val="24"/>
-                <w:szCs w:val="24"/>
-              </w:rPr>
-              <w:t>Необходимые</w:t>
-            </w:r>
-            <w:proofErr w:type="spellEnd"/>
-            <w:r>
-              <w:rPr>
-                <w:b/>
-                <w:color w:val="000000" w:themeColor="text1"/>
-                <w:sz w:val="24"/>
-                <w:szCs w:val="24"/>
-              </w:rPr>
-              <w:t xml:space="preserve"> </w:t>
-            </w:r>
-            <w:proofErr w:type="spellStart"/>
-            <w:r>
-              <w:rPr>
-                <w:b/>
-                <w:color w:val="000000" w:themeColor="text1"/>
-                <w:sz w:val="24"/>
-                <w:szCs w:val="24"/>
-              </w:rPr>
-              <w:t>ресурсы</w:t>
-            </w:r>
-            <w:proofErr w:type="spellEnd"/>
-            <w:r>
-              <w:rPr>
-                <w:b/>
-                <w:color w:val="000000" w:themeColor="text1"/>
-                <w:sz w:val="24"/>
-                <w:szCs w:val="24"/>
-              </w:rPr>
-              <w:t xml:space="preserve">: </w:t>
+            <w:r>
+              <w:rPr>
+                <w:b/>
+                <w:color w:val="000000" w:themeColor="text1"/>
+                <w:sz w:val="24"/>
+                <w:szCs w:val="24"/>
+              </w:rPr>
+              <w:t xml:space="preserve">Необходимые ресурсы: </w:t>
             </w:r>
           </w:p>
           <w:p>
@@ -2905,47 +2159,7 @@
                 <w:sz w:val="24"/>
                 <w:szCs w:val="24"/>
               </w:rPr>
-              <w:t xml:space="preserve">5. </w:t>
-            </w:r>
-            <w:proofErr w:type="spellStart"/>
-            <w:r>
-              <w:rPr>
-                <w:b/>
-                <w:color w:val="000000" w:themeColor="text1"/>
-                <w:sz w:val="24"/>
-                <w:szCs w:val="24"/>
-              </w:rPr>
-              <w:t>Сабақтың</w:t>
-            </w:r>
-            <w:proofErr w:type="spellEnd"/>
-            <w:r>
-              <w:rPr>
-                <w:b/>
-                <w:color w:val="000000" w:themeColor="text1"/>
-                <w:sz w:val="24"/>
-                <w:szCs w:val="24"/>
-              </w:rPr>
-              <w:t xml:space="preserve"> </w:t>
-            </w:r>
-            <w:proofErr w:type="spellStart"/>
-            <w:r>
-              <w:rPr>
-                <w:b/>
-                <w:color w:val="000000" w:themeColor="text1"/>
-                <w:sz w:val="24"/>
-                <w:szCs w:val="24"/>
-              </w:rPr>
-              <w:t>барысы</w:t>
-            </w:r>
-            <w:proofErr w:type="spellEnd"/>
-            <w:r>
-              <w:rPr>
-                <w:b/>
-                <w:color w:val="000000" w:themeColor="text1"/>
-                <w:sz w:val="24"/>
-                <w:szCs w:val="24"/>
-              </w:rPr>
-              <w:t xml:space="preserve"> /   </w:t>
+              <w:t xml:space="preserve">5. Сабақтың барысы /   </w:t>
             </w:r>
           </w:p>
           <w:p>
@@ -2968,45 +2182,14 @@
               </w:rPr>
               <w:t xml:space="preserve">    </w:t>
             </w:r>
-            <w:proofErr w:type="spellStart"/>
-            <w:r>
-              <w:rPr>
-                <w:b/>
-                <w:color w:val="000000" w:themeColor="text1"/>
-                <w:sz w:val="24"/>
-                <w:szCs w:val="24"/>
-              </w:rPr>
-              <w:t>Ход</w:t>
-            </w:r>
-            <w:proofErr w:type="spellEnd"/>
-            <w:r>
-              <w:rPr>
-                <w:b/>
-                <w:color w:val="000000" w:themeColor="text1"/>
-                <w:sz w:val="24"/>
-                <w:szCs w:val="24"/>
-              </w:rPr>
-              <w:t xml:space="preserve"> </w:t>
-            </w:r>
-            <w:proofErr w:type="spellStart"/>
-            <w:r>
-              <w:rPr>
-                <w:b/>
-                <w:color w:val="000000" w:themeColor="text1"/>
-                <w:sz w:val="24"/>
-                <w:szCs w:val="24"/>
-              </w:rPr>
-              <w:t>занятия</w:t>
-            </w:r>
-            <w:proofErr w:type="spellEnd"/>
-            <w:r>
-              <w:rPr>
-                <w:b/>
-                <w:color w:val="000000" w:themeColor="text1"/>
-                <w:sz w:val="24"/>
-                <w:szCs w:val="24"/>
-              </w:rPr>
-              <w:t>:</w:t>
+            <w:r>
+              <w:rPr>
+                <w:b/>
+                <w:color w:val="000000" w:themeColor="text1"/>
+                <w:sz w:val="24"/>
+                <w:szCs w:val="24"/>
+              </w:rPr>
+              <w:t>Ход занятия:</w:t>
             </w:r>
           </w:p>
         </w:tc>
@@ -3034,7 +2217,6 @@
                 <w:lang w:val="kk-KZ"/>
               </w:rPr>
             </w:pPr>
-            <w:proofErr w:type="spellStart"/>
             <w:r>
               <w:rPr>
                 <w:rFonts w:eastAsia="Arial"/>
@@ -3053,9 +2235,21 @@
                 <w:sz w:val="24"/>
                 <w:szCs w:val="24"/>
               </w:rPr>
-              <w:t>абақ</w:t>
-            </w:r>
-            <w:proofErr w:type="spellEnd"/>
+              <w:t>абақ кезеңдері/ (жоспарланған уақыт)</w:t>
+            </w:r>
+          </w:p>
+          <w:p>
+            <w:pPr>
+              <w:spacing w:after="0" w:line="240" w:lineRule="auto"/>
+              <w:jc w:val="center"/>
+              <w:rPr>
+                <w:b/>
+                <w:color w:val="000000" w:themeColor="text1"/>
+                <w:sz w:val="24"/>
+                <w:szCs w:val="24"/>
+                <w:lang w:val="kk-KZ"/>
+              </w:rPr>
+            </w:pPr>
             <w:r>
               <w:rPr>
                 <w:rFonts w:eastAsia="Arial"/>
@@ -3067,77 +2261,15 @@
               </w:rPr>
               <w:t xml:space="preserve"> </w:t>
             </w:r>
-            <w:proofErr w:type="spellStart"/>
-            <w:r>
-              <w:rPr>
-                <w:rFonts w:eastAsia="Arial"/>
-                <w:b/>
-                <w:bCs/>
-                <w:color w:val="000000" w:themeColor="text1"/>
-                <w:sz w:val="24"/>
-                <w:szCs w:val="24"/>
-              </w:rPr>
-              <w:t>кезеңдері</w:t>
-            </w:r>
-            <w:proofErr w:type="spellEnd"/>
-            <w:r>
-              <w:rPr>
-                <w:rFonts w:eastAsia="Arial"/>
-                <w:b/>
-                <w:bCs/>
-                <w:color w:val="000000" w:themeColor="text1"/>
-                <w:sz w:val="24"/>
-                <w:szCs w:val="24"/>
-              </w:rPr>
-              <w:t>/ (</w:t>
-            </w:r>
-            <w:proofErr w:type="spellStart"/>
-            <w:r>
-              <w:rPr>
-                <w:rFonts w:eastAsia="Arial"/>
-                <w:b/>
-                <w:bCs/>
-                <w:color w:val="000000" w:themeColor="text1"/>
-                <w:sz w:val="24"/>
-                <w:szCs w:val="24"/>
-              </w:rPr>
-              <w:t>жоспарланған</w:t>
-            </w:r>
-            <w:proofErr w:type="spellEnd"/>
-            <w:r>
-              <w:rPr>
-                <w:rFonts w:eastAsia="Arial"/>
-                <w:b/>
-                <w:bCs/>
-                <w:color w:val="000000" w:themeColor="text1"/>
-                <w:sz w:val="24"/>
-                <w:szCs w:val="24"/>
-              </w:rPr>
-              <w:t xml:space="preserve"> </w:t>
-            </w:r>
-            <w:proofErr w:type="spellStart"/>
-            <w:r>
-              <w:rPr>
-                <w:rFonts w:eastAsia="Arial"/>
-                <w:b/>
-                <w:bCs/>
-                <w:color w:val="000000" w:themeColor="text1"/>
-                <w:sz w:val="24"/>
-                <w:szCs w:val="24"/>
-              </w:rPr>
-              <w:t>уақыт</w:t>
-            </w:r>
-            <w:proofErr w:type="spellEnd"/>
-            <w:r>
-              <w:rPr>
-                <w:rFonts w:eastAsia="Arial"/>
-                <w:b/>
-                <w:bCs/>
-                <w:color w:val="000000" w:themeColor="text1"/>
-                <w:sz w:val="24"/>
-                <w:szCs w:val="24"/>
-              </w:rPr>
-              <w:t>)</w:t>
+            <w:r>
+              <w:rPr>
+                <w:b/>
+                <w:color w:val="000000" w:themeColor="text1"/>
+                <w:sz w:val="24"/>
+                <w:szCs w:val="24"/>
+                <w:lang w:val="kk-KZ"/>
+              </w:rPr>
+              <w:t>Этапы занятия/</w:t>
             </w:r>
           </w:p>
           <w:p>
@@ -3154,125 +2286,13 @@
             </w:pPr>
             <w:r>
               <w:rPr>
-                <w:rFonts w:eastAsia="Arial"/>
-                <w:b/>
-                <w:bCs/>
-                <w:color w:val="000000" w:themeColor="text1"/>
-                <w:sz w:val="24"/>
-                <w:szCs w:val="24"/>
-              </w:rPr>
-              <w:t xml:space="preserve"> </w:t>
-            </w:r>
-            <w:proofErr w:type="spellStart"/>
-            <w:r>
-              <w:rPr>
-                <w:b/>
-                <w:color w:val="000000" w:themeColor="text1"/>
-                <w:sz w:val="24"/>
-                <w:szCs w:val="24"/>
-                <w:lang w:val="kk-KZ"/>
-              </w:rPr>
-              <w:t>Этапы</w:t>
-            </w:r>
-            <w:proofErr w:type="spellEnd"/>
-            <w:r>
-              <w:rPr>
-                <w:b/>
-                <w:color w:val="000000" w:themeColor="text1"/>
-                <w:sz w:val="24"/>
-                <w:szCs w:val="24"/>
-                <w:lang w:val="kk-KZ"/>
-              </w:rPr>
-              <w:t xml:space="preserve"> </w:t>
-            </w:r>
-            <w:proofErr w:type="spellStart"/>
-            <w:r>
-              <w:rPr>
-                <w:b/>
-                <w:color w:val="000000" w:themeColor="text1"/>
-                <w:sz w:val="24"/>
-                <w:szCs w:val="24"/>
-                <w:lang w:val="kk-KZ"/>
-              </w:rPr>
-              <w:t>занятия</w:t>
-            </w:r>
-            <w:proofErr w:type="spellEnd"/>
-            <w:r>
-              <w:rPr>
-                <w:b/>
-                <w:color w:val="000000" w:themeColor="text1"/>
-                <w:sz w:val="24"/>
-                <w:szCs w:val="24"/>
-                <w:lang w:val="kk-KZ"/>
-              </w:rPr>
-              <w:t>/</w:t>
-            </w:r>
-          </w:p>
-          <w:p>
-            <w:pPr>
-              <w:spacing w:after="0" w:line="240" w:lineRule="auto"/>
-              <w:jc w:val="center"/>
-              <w:rPr>
-                <w:b/>
-                <w:color w:val="000000" w:themeColor="text1"/>
-                <w:sz w:val="24"/>
-                <w:szCs w:val="24"/>
-                <w:lang w:val="kk-KZ"/>
-              </w:rPr>
-            </w:pPr>
-            <w:r>
-              <w:rPr>
-                <w:b/>
-                <w:color w:val="000000" w:themeColor="text1"/>
-                <w:sz w:val="24"/>
-                <w:szCs w:val="24"/>
-                <w:lang w:val="kk-KZ"/>
-              </w:rPr>
-              <w:t xml:space="preserve"> (</w:t>
-            </w:r>
-            <w:proofErr w:type="spellStart"/>
-            <w:r>
-              <w:rPr>
-                <w:b/>
-                <w:color w:val="000000" w:themeColor="text1"/>
-                <w:sz w:val="24"/>
-                <w:szCs w:val="24"/>
-                <w:lang w:val="kk-KZ"/>
-              </w:rPr>
-              <w:t>планируемое</w:t>
-            </w:r>
-            <w:proofErr w:type="spellEnd"/>
-            <w:r>
-              <w:rPr>
-                <w:b/>
-                <w:color w:val="000000" w:themeColor="text1"/>
-                <w:sz w:val="24"/>
-                <w:szCs w:val="24"/>
-                <w:lang w:val="kk-KZ"/>
-              </w:rPr>
-              <w:t xml:space="preserve"> </w:t>
-            </w:r>
-            <w:proofErr w:type="spellStart"/>
-            <w:r>
-              <w:rPr>
-                <w:b/>
-                <w:color w:val="000000" w:themeColor="text1"/>
-                <w:sz w:val="24"/>
-                <w:szCs w:val="24"/>
-                <w:lang w:val="kk-KZ"/>
-              </w:rPr>
-              <w:t>время</w:t>
-            </w:r>
-            <w:proofErr w:type="spellEnd"/>
-            <w:r>
-              <w:rPr>
-                <w:b/>
-                <w:color w:val="000000" w:themeColor="text1"/>
-                <w:sz w:val="24"/>
-                <w:szCs w:val="24"/>
-                <w:lang w:val="kk-KZ"/>
-              </w:rPr>
-              <w:t>)</w:t>
+                <w:b/>
+                <w:color w:val="000000" w:themeColor="text1"/>
+                <w:sz w:val="24"/>
+                <w:szCs w:val="24"/>
+                <w:lang w:val="kk-KZ"/>
+              </w:rPr>
+              <w:t xml:space="preserve"> (планируемое время)</w:t>
             </w:r>
           </w:p>
         </w:tc>
@@ -3292,7 +2312,6 @@
                 <w:lang w:val="kk-KZ"/>
               </w:rPr>
             </w:pPr>
-            <w:proofErr w:type="spellStart"/>
             <w:r>
               <w:rPr>
                 <w:rFonts w:eastAsia="Arial"/>
@@ -3302,69 +2321,19 @@
                 <w:sz w:val="24"/>
                 <w:szCs w:val="24"/>
               </w:rPr>
-              <w:t>Жоспарланған</w:t>
-            </w:r>
-            <w:proofErr w:type="spellEnd"/>
-            <w:r>
-              <w:rPr>
-                <w:rFonts w:eastAsia="Arial"/>
-                <w:b/>
-                <w:bCs/>
-                <w:color w:val="000000" w:themeColor="text1"/>
-                <w:sz w:val="24"/>
-                <w:szCs w:val="24"/>
-              </w:rPr>
-              <w:t xml:space="preserve"> </w:t>
-            </w:r>
-            <w:proofErr w:type="spellStart"/>
-            <w:r>
-              <w:rPr>
-                <w:rFonts w:eastAsia="Arial"/>
-                <w:b/>
-                <w:bCs/>
-                <w:color w:val="000000" w:themeColor="text1"/>
-                <w:sz w:val="24"/>
-                <w:szCs w:val="24"/>
-              </w:rPr>
-              <w:t>қызмет</w:t>
-            </w:r>
-            <w:proofErr w:type="spellEnd"/>
-            <w:r>
-              <w:rPr>
-                <w:rFonts w:eastAsia="Arial"/>
-                <w:b/>
-                <w:bCs/>
-                <w:color w:val="000000" w:themeColor="text1"/>
-                <w:sz w:val="24"/>
-                <w:szCs w:val="24"/>
-              </w:rPr>
-              <w:t xml:space="preserve">/ </w:t>
-            </w:r>
-            <w:proofErr w:type="spellStart"/>
-            <w:r>
-              <w:rPr>
-                <w:b/>
-                <w:bCs/>
-                <w:color w:val="000000" w:themeColor="text1"/>
-                <w:sz w:val="24"/>
-                <w:szCs w:val="24"/>
-                <w:lang w:val="kk-KZ"/>
-              </w:rPr>
-              <w:t>Запланированная</w:t>
-            </w:r>
-            <w:proofErr w:type="spellEnd"/>
-            <w:r>
-              <w:rPr>
-                <w:b/>
-                <w:bCs/>
-                <w:color w:val="000000" w:themeColor="text1"/>
-                <w:sz w:val="24"/>
-                <w:szCs w:val="24"/>
-                <w:lang w:val="kk-KZ"/>
-              </w:rPr>
-              <w:t xml:space="preserve"> </w:t>
-            </w:r>
-            <w:proofErr w:type="spellStart"/>
+              <w:t xml:space="preserve">Жоспарланған қызмет/ </w:t>
+            </w:r>
+            <w:r>
+              <w:rPr>
+                <w:b/>
+                <w:bCs/>
+                <w:color w:val="000000" w:themeColor="text1"/>
+                <w:sz w:val="24"/>
+                <w:szCs w:val="24"/>
+                <w:lang w:val="kk-KZ"/>
+              </w:rPr>
+              <w:t xml:space="preserve">Запланированная </w:t>
+            </w:r>
             <w:r>
               <w:rPr>
                 <w:b/>
@@ -3375,7 +2344,6 @@
               </w:rPr>
               <w:t>деятельность</w:t>
             </w:r>
-            <w:proofErr w:type="spellEnd"/>
           </w:p>
         </w:tc>
         <w:tc>
@@ -3394,7 +2362,6 @@
                 <w:lang w:val="kk-KZ"/>
               </w:rPr>
             </w:pPr>
-            <w:proofErr w:type="spellStart"/>
             <w:r>
               <w:rPr>
                 <w:rFonts w:eastAsia="Arial"/>
@@ -3405,262 +2372,18 @@
                 <w:szCs w:val="21"/>
                 <w:lang w:val="ru-RU"/>
               </w:rPr>
-              <w:t>Қажетті</w:t>
-            </w:r>
-            <w:proofErr w:type="spellEnd"/>
-            <w:r>
-              <w:rPr>
-                <w:rFonts w:eastAsia="Arial"/>
-                <w:b/>
-                <w:bCs/>
-                <w:color w:val="000000" w:themeColor="text1"/>
-                <w:sz w:val="21"/>
-                <w:szCs w:val="21"/>
-                <w:lang w:val="ru-RU"/>
-              </w:rPr>
-              <w:t xml:space="preserve"> </w:t>
-            </w:r>
-            <w:proofErr w:type="spellStart"/>
-            <w:r>
-              <w:rPr>
-                <w:rFonts w:eastAsia="Arial"/>
-                <w:b/>
-                <w:bCs/>
-                <w:color w:val="000000" w:themeColor="text1"/>
-                <w:sz w:val="21"/>
-                <w:szCs w:val="21"/>
-                <w:lang w:val="ru-RU"/>
-              </w:rPr>
-              <w:t>ресурстар</w:t>
-            </w:r>
-            <w:proofErr w:type="spellEnd"/>
-            <w:r>
-              <w:rPr>
-                <w:rFonts w:eastAsia="Arial"/>
-                <w:b/>
-                <w:bCs/>
-                <w:color w:val="000000" w:themeColor="text1"/>
-                <w:sz w:val="21"/>
-                <w:szCs w:val="21"/>
-                <w:lang w:val="ru-RU"/>
-              </w:rPr>
-              <w:t xml:space="preserve">                        </w:t>
-            </w:r>
-            <w:proofErr w:type="gramStart"/>
-            <w:r>
-              <w:rPr>
-                <w:rFonts w:eastAsia="Arial"/>
-                <w:b/>
-                <w:bCs/>
-                <w:color w:val="000000" w:themeColor="text1"/>
-                <w:sz w:val="21"/>
-                <w:szCs w:val="21"/>
-                <w:lang w:val="ru-RU"/>
-              </w:rPr>
-              <w:t xml:space="preserve">   (</w:t>
-            </w:r>
-            <w:proofErr w:type="spellStart"/>
-            <w:proofErr w:type="gramEnd"/>
-            <w:r>
-              <w:rPr>
-                <w:rFonts w:eastAsia="Arial"/>
-                <w:b/>
-                <w:bCs/>
-                <w:color w:val="000000" w:themeColor="text1"/>
-                <w:sz w:val="21"/>
-                <w:szCs w:val="21"/>
-                <w:lang w:val="ru-RU"/>
-              </w:rPr>
-              <w:t>Оқыту</w:t>
-            </w:r>
-            <w:proofErr w:type="spellEnd"/>
-            <w:r>
-              <w:rPr>
-                <w:rFonts w:eastAsia="Arial"/>
-                <w:b/>
-                <w:bCs/>
-                <w:color w:val="000000" w:themeColor="text1"/>
-                <w:sz w:val="21"/>
-                <w:szCs w:val="21"/>
-                <w:lang w:val="ru-RU"/>
-              </w:rPr>
-              <w:t xml:space="preserve"> </w:t>
-            </w:r>
-            <w:proofErr w:type="spellStart"/>
-            <w:r>
-              <w:rPr>
-                <w:rFonts w:eastAsia="Arial"/>
-                <w:b/>
-                <w:bCs/>
-                <w:color w:val="000000" w:themeColor="text1"/>
-                <w:sz w:val="21"/>
-                <w:szCs w:val="21"/>
-                <w:lang w:val="ru-RU"/>
-              </w:rPr>
-              <w:t>құралдары</w:t>
-            </w:r>
-            <w:proofErr w:type="spellEnd"/>
-            <w:r>
-              <w:rPr>
-                <w:rFonts w:eastAsia="Arial"/>
-                <w:b/>
-                <w:bCs/>
-                <w:color w:val="000000" w:themeColor="text1"/>
-                <w:sz w:val="21"/>
-                <w:szCs w:val="21"/>
-                <w:lang w:val="ru-RU"/>
-              </w:rPr>
-              <w:t xml:space="preserve"> </w:t>
-            </w:r>
-            <w:proofErr w:type="spellStart"/>
-            <w:r>
-              <w:rPr>
-                <w:rFonts w:eastAsia="Arial"/>
-                <w:b/>
-                <w:bCs/>
-                <w:color w:val="000000" w:themeColor="text1"/>
-                <w:sz w:val="21"/>
-                <w:szCs w:val="21"/>
-                <w:lang w:val="ru-RU"/>
-              </w:rPr>
-              <w:t>және</w:t>
-            </w:r>
-            <w:proofErr w:type="spellEnd"/>
-            <w:r>
-              <w:rPr>
-                <w:rFonts w:eastAsia="Arial"/>
-                <w:b/>
-                <w:bCs/>
-                <w:color w:val="000000" w:themeColor="text1"/>
-                <w:sz w:val="21"/>
-                <w:szCs w:val="21"/>
-                <w:lang w:val="ru-RU"/>
-              </w:rPr>
-              <w:t xml:space="preserve"> </w:t>
-            </w:r>
-            <w:proofErr w:type="spellStart"/>
-            <w:r>
-              <w:rPr>
-                <w:rFonts w:eastAsia="Arial"/>
-                <w:b/>
-                <w:bCs/>
-                <w:color w:val="000000" w:themeColor="text1"/>
-                <w:sz w:val="21"/>
-                <w:szCs w:val="21"/>
-                <w:lang w:val="ru-RU"/>
-              </w:rPr>
-              <w:t>цифрлық</w:t>
-            </w:r>
-            <w:proofErr w:type="spellEnd"/>
-            <w:r>
-              <w:rPr>
-                <w:rFonts w:eastAsia="Arial"/>
-                <w:b/>
-                <w:bCs/>
-                <w:color w:val="000000" w:themeColor="text1"/>
-                <w:sz w:val="21"/>
-                <w:szCs w:val="21"/>
-                <w:lang w:val="ru-RU"/>
-              </w:rPr>
-              <w:t xml:space="preserve"> </w:t>
-            </w:r>
-            <w:proofErr w:type="spellStart"/>
-            <w:r>
-              <w:rPr>
-                <w:rFonts w:eastAsia="Arial"/>
-                <w:b/>
-                <w:bCs/>
-                <w:color w:val="000000" w:themeColor="text1"/>
-                <w:sz w:val="21"/>
-                <w:szCs w:val="21"/>
-                <w:lang w:val="ru-RU"/>
-              </w:rPr>
-              <w:t>білім</w:t>
-            </w:r>
-            <w:proofErr w:type="spellEnd"/>
-            <w:r>
-              <w:rPr>
-                <w:rFonts w:eastAsia="Arial"/>
-                <w:b/>
-                <w:bCs/>
-                <w:color w:val="000000" w:themeColor="text1"/>
-                <w:sz w:val="21"/>
-                <w:szCs w:val="21"/>
-                <w:lang w:val="ru-RU"/>
-              </w:rPr>
-              <w:t xml:space="preserve"> беру ресурсы)/                      </w:t>
-            </w:r>
-            <w:proofErr w:type="spellStart"/>
-            <w:r>
-              <w:rPr>
-                <w:b/>
-                <w:bCs/>
-                <w:color w:val="000000" w:themeColor="text1"/>
-                <w:sz w:val="24"/>
-                <w:szCs w:val="24"/>
-                <w:lang w:val="kk-KZ"/>
-              </w:rPr>
-              <w:t>Необходимые</w:t>
-            </w:r>
-            <w:proofErr w:type="spellEnd"/>
-            <w:r>
-              <w:rPr>
-                <w:b/>
-                <w:bCs/>
-                <w:color w:val="000000" w:themeColor="text1"/>
-                <w:sz w:val="24"/>
-                <w:szCs w:val="24"/>
-                <w:lang w:val="kk-KZ"/>
-              </w:rPr>
-              <w:t xml:space="preserve"> ресурсы (</w:t>
-            </w:r>
-            <w:proofErr w:type="spellStart"/>
-            <w:r>
-              <w:rPr>
-                <w:b/>
-                <w:bCs/>
-                <w:color w:val="000000" w:themeColor="text1"/>
-                <w:sz w:val="24"/>
-                <w:szCs w:val="24"/>
-                <w:lang w:val="kk-KZ"/>
-              </w:rPr>
-              <w:t>Средства</w:t>
-            </w:r>
-            <w:proofErr w:type="spellEnd"/>
-            <w:r>
-              <w:rPr>
-                <w:b/>
-                <w:bCs/>
-                <w:color w:val="000000" w:themeColor="text1"/>
-                <w:sz w:val="24"/>
-                <w:szCs w:val="24"/>
-                <w:lang w:val="kk-KZ"/>
-              </w:rPr>
-              <w:t xml:space="preserve"> </w:t>
-            </w:r>
-            <w:proofErr w:type="spellStart"/>
-            <w:r>
-              <w:rPr>
-                <w:b/>
-                <w:bCs/>
-                <w:color w:val="000000" w:themeColor="text1"/>
-                <w:sz w:val="24"/>
-                <w:szCs w:val="24"/>
-                <w:lang w:val="kk-KZ"/>
-              </w:rPr>
-              <w:t>обучения</w:t>
-            </w:r>
-            <w:proofErr w:type="spellEnd"/>
-            <w:r>
-              <w:rPr>
-                <w:b/>
-                <w:bCs/>
-                <w:color w:val="000000" w:themeColor="text1"/>
-                <w:sz w:val="24"/>
-                <w:szCs w:val="24"/>
-                <w:lang w:val="kk-KZ"/>
-              </w:rPr>
-              <w:t xml:space="preserve"> и ЦОР)</w:t>
+              <w:t xml:space="preserve">Қажетті ресурстар                           (Оқыту құралдары және цифрлық білім беру ресурсы)/                      </w:t>
+            </w:r>
+            <w:r>
+              <w:rPr>
+                <w:b/>
+                <w:bCs/>
+                <w:color w:val="000000" w:themeColor="text1"/>
+                <w:sz w:val="24"/>
+                <w:szCs w:val="24"/>
+                <w:lang w:val="kk-KZ"/>
+              </w:rPr>
+              <w:t>Необходимые ресурсы (Средства обучения и ЦОР)</w:t>
             </w:r>
           </w:p>
         </w:tc>
@@ -3696,7 +2419,6 @@
                 <w:szCs w:val="24"/>
               </w:rPr>
             </w:pPr>
-            <w:proofErr w:type="spellStart"/>
             <w:r>
               <w:rPr>
                 <w:rFonts w:ascii="Times New Roman" w:eastAsia="Arial" w:hAnsi="Times New Roman" w:cs="Times New Roman"/>
@@ -3706,43 +2428,7 @@
                 <w:sz w:val="24"/>
                 <w:szCs w:val="24"/>
               </w:rPr>
-              <w:t>Ұйымдастыру</w:t>
-            </w:r>
-            <w:proofErr w:type="spellEnd"/>
-            <w:r>
-              <w:rPr>
-                <w:rFonts w:ascii="Times New Roman" w:eastAsia="Arial" w:hAnsi="Times New Roman" w:cs="Times New Roman"/>
-                <w:b/>
-                <w:bCs/>
-                <w:color w:val="000000" w:themeColor="text1"/>
-                <w:sz w:val="24"/>
-                <w:szCs w:val="24"/>
-              </w:rPr>
-              <w:t xml:space="preserve"> </w:t>
-            </w:r>
-            <w:proofErr w:type="spellStart"/>
-            <w:r>
-              <w:rPr>
-                <w:rFonts w:ascii="Times New Roman" w:eastAsia="Arial" w:hAnsi="Times New Roman" w:cs="Times New Roman"/>
-                <w:b/>
-                <w:bCs/>
-                <w:color w:val="000000" w:themeColor="text1"/>
-                <w:sz w:val="24"/>
-                <w:szCs w:val="24"/>
-              </w:rPr>
-              <w:t>кезеңі</w:t>
-            </w:r>
-            <w:proofErr w:type="spellEnd"/>
-            <w:r>
-              <w:rPr>
-                <w:rFonts w:ascii="Times New Roman" w:eastAsia="Arial" w:hAnsi="Times New Roman" w:cs="Times New Roman"/>
-                <w:b/>
-                <w:bCs/>
-                <w:color w:val="000000" w:themeColor="text1"/>
-                <w:sz w:val="24"/>
-                <w:szCs w:val="24"/>
-              </w:rPr>
-              <w:t xml:space="preserve">/ </w:t>
+              <w:t xml:space="preserve">Ұйымдастыру кезеңі/ </w:t>
             </w:r>
             <w:r>
               <w:rPr>
@@ -3770,6 +2456,7 @@
                 <w:color w:val="000000" w:themeColor="text1"/>
                 <w:sz w:val="24"/>
                 <w:szCs w:val="24"/>
+                <w:lang w:val="en-US"/>
               </w:rPr>
             </w:pPr>
             <w:r>
@@ -3780,7 +2467,18 @@
                 <w:sz w:val="24"/>
                 <w:szCs w:val="24"/>
               </w:rPr>
-              <w:t>(2 мин.)</w:t>
+              <w:t>(</w:t>
+            </w:r>
+            <w:r>
+              <w:rPr>
+                <w:rFonts w:ascii="Times New Roman" w:hAnsi="Times New Roman" w:cs="Times New Roman"/>
+                <w:b/>
+                <w:color w:val="000000" w:themeColor="text1"/>
+                <w:sz w:val="24"/>
+                <w:szCs w:val="24"/>
+                <w:lang w:val="en-US"/>
+              </w:rPr>
+              <w:t>{time1})</w:t>
             </w:r>
           </w:p>
         </w:tc>
@@ -3796,15 +2494,7 @@
               </w:rPr>
             </w:pPr>
             <w:r>
-              <w:t>{</w:t>
-            </w:r>
-            <w:proofErr w:type="spellStart"/>
-            <w:r>
-              <w:t>org_steps</w:t>
-            </w:r>
-            <w:proofErr w:type="spellEnd"/>
-            <w:r>
-              <w:t>}</w:t>
+              <w:t>{org_steps}</w:t>
             </w:r>
           </w:p>
         </w:tc>
@@ -3828,27 +2518,7 @@
                 <w:szCs w:val="24"/>
                 <w:lang w:val="ru-RU"/>
               </w:rPr>
-              <w:t>{</w:t>
-            </w:r>
-            <w:proofErr w:type="spellStart"/>
-            <w:r>
-              <w:rPr>
-                <w:color w:val="000000" w:themeColor="text1"/>
-                <w:sz w:val="24"/>
-                <w:szCs w:val="24"/>
-                <w:lang w:val="ru-RU"/>
-              </w:rPr>
-              <w:t>presentation_resource</w:t>
-            </w:r>
-            <w:proofErr w:type="spellEnd"/>
-            <w:r>
-              <w:rPr>
-                <w:color w:val="000000" w:themeColor="text1"/>
-                <w:sz w:val="24"/>
-                <w:szCs w:val="24"/>
-                <w:lang w:val="ru-RU"/>
-              </w:rPr>
-              <w:t>}</w:t>
+              <w:t>{presentation_resource}</w:t>
             </w:r>
           </w:p>
         </w:tc>
@@ -3912,7 +2582,6 @@
               </w:rPr>
               <w:t xml:space="preserve">ілім/ </w:t>
             </w:r>
-            <w:proofErr w:type="spellStart"/>
             <w:r>
               <w:rPr>
                 <w:rFonts w:eastAsia="Arial"/>
@@ -3924,7 +2593,6 @@
               </w:rPr>
               <w:t>Знание</w:t>
             </w:r>
-            <w:proofErr w:type="spellEnd"/>
             <w:r>
               <w:rPr>
                 <w:rFonts w:eastAsia="Arial"/>
@@ -4008,38 +2676,17 @@
                 <w:color w:val="000000" w:themeColor="text1"/>
                 <w:sz w:val="24"/>
                 <w:szCs w:val="24"/>
-                <w:lang w:val="kk-KZ"/>
-              </w:rPr>
-              <w:t>15</w:t>
-            </w:r>
-            <w:r>
-              <w:rPr>
-                <w:b/>
-                <w:color w:val="000000" w:themeColor="text1"/>
-                <w:sz w:val="24"/>
-                <w:szCs w:val="24"/>
-              </w:rPr>
-              <w:t xml:space="preserve"> </w:t>
-            </w:r>
-            <w:proofErr w:type="spellStart"/>
-            <w:r>
-              <w:rPr>
-                <w:b/>
-                <w:color w:val="000000" w:themeColor="text1"/>
-                <w:sz w:val="24"/>
-                <w:szCs w:val="24"/>
-              </w:rPr>
-              <w:t>мин</w:t>
-            </w:r>
-            <w:proofErr w:type="spellEnd"/>
-            <w:r>
-              <w:rPr>
-                <w:b/>
-                <w:color w:val="000000" w:themeColor="text1"/>
-                <w:sz w:val="24"/>
-                <w:szCs w:val="24"/>
-              </w:rPr>
-              <w:t>.)</w:t>
+              </w:rPr>
+              <w:t>{time2}</w:t>
+            </w:r>
+            <w:r>
+              <w:rPr>
+                <w:b/>
+                <w:color w:val="000000" w:themeColor="text1"/>
+                <w:sz w:val="24"/>
+                <w:szCs w:val="24"/>
+              </w:rPr>
+              <w:t>)</w:t>
             </w:r>
           </w:p>
         </w:tc>
@@ -4061,21 +2708,7 @@
               <w:rPr>
                 <w:lang w:val="ru-RU"/>
               </w:rPr>
-              <w:t>{</w:t>
-            </w:r>
-            <w:proofErr w:type="spellStart"/>
-            <w:r>
-              <w:rPr>
-                <w:lang w:val="ru-RU"/>
-              </w:rPr>
-              <w:t>theory</w:t>
-            </w:r>
-            <w:proofErr w:type="spellEnd"/>
-            <w:r>
-              <w:rPr>
-                <w:lang w:val="ru-RU"/>
-              </w:rPr>
-              <w:t>}</w:t>
+              <w:t>{theory}</w:t>
             </w:r>
           </w:p>
         </w:tc>
@@ -4085,15 +2718,7 @@
           </w:tcPr>
           <w:p>
             <w:r>
-              <w:t>{</w:t>
-            </w:r>
-            <w:proofErr w:type="spellStart"/>
-            <w:r>
-              <w:t>presentation_demo</w:t>
-            </w:r>
-            <w:proofErr w:type="spellEnd"/>
-            <w:r>
-              <w:t>}</w:t>
+              <w:t>{presentation_demo}</w:t>
             </w:r>
           </w:p>
         </w:tc>
@@ -4181,7 +2806,6 @@
               </w:rPr>
               <w:t xml:space="preserve">1. </w:t>
             </w:r>
-            <w:proofErr w:type="spellStart"/>
             <w:r>
               <w:rPr>
                 <w:rFonts w:eastAsia="Arial"/>
@@ -4192,20 +2816,7 @@
                 <w:szCs w:val="24"/>
                 <w:lang w:val="ru-RU"/>
               </w:rPr>
-              <w:t>Қолдану</w:t>
-            </w:r>
-            <w:proofErr w:type="spellEnd"/>
-            <w:r>
-              <w:rPr>
-                <w:rFonts w:eastAsia="Arial"/>
-                <w:b/>
-                <w:bCs/>
-                <w:color w:val="000000" w:themeColor="text1"/>
-                <w:sz w:val="24"/>
-                <w:szCs w:val="24"/>
-                <w:lang w:val="ru-RU"/>
-              </w:rPr>
-              <w:t>/ Применение</w:t>
+              <w:t>Қолдану/ Применение</w:t>
             </w:r>
             <w:r>
               <w:rPr>
@@ -4236,7 +2847,6 @@
                 <w:lang w:val="ru-RU"/>
               </w:rPr>
             </w:pPr>
-            <w:proofErr w:type="spellStart"/>
             <w:r>
               <w:rPr>
                 <w:rFonts w:eastAsia="Arial"/>
@@ -4247,72 +2857,7 @@
                 <w:szCs w:val="24"/>
                 <w:lang w:val="ru-RU"/>
               </w:rPr>
-              <w:t>Дағдылар</w:t>
-            </w:r>
-            <w:proofErr w:type="spellEnd"/>
-            <w:r>
-              <w:rPr>
-                <w:rFonts w:eastAsia="Arial"/>
-                <w:b/>
-                <w:bCs/>
-                <w:color w:val="000000" w:themeColor="text1"/>
-                <w:sz w:val="24"/>
-                <w:szCs w:val="24"/>
-                <w:lang w:val="ru-RU"/>
-              </w:rPr>
-              <w:t xml:space="preserve"> мен </w:t>
-            </w:r>
-            <w:proofErr w:type="spellStart"/>
-            <w:r>
-              <w:rPr>
-                <w:rFonts w:eastAsia="Arial"/>
-                <w:b/>
-                <w:bCs/>
-                <w:color w:val="000000" w:themeColor="text1"/>
-                <w:sz w:val="24"/>
-                <w:szCs w:val="24"/>
-                <w:lang w:val="ru-RU"/>
-              </w:rPr>
-              <w:t>дағдыларды</w:t>
-            </w:r>
-            <w:proofErr w:type="spellEnd"/>
-            <w:r>
-              <w:rPr>
-                <w:rFonts w:eastAsia="Arial"/>
-                <w:b/>
-                <w:bCs/>
-                <w:color w:val="000000" w:themeColor="text1"/>
-                <w:sz w:val="24"/>
-                <w:szCs w:val="24"/>
-                <w:lang w:val="ru-RU"/>
-              </w:rPr>
-              <w:t xml:space="preserve"> </w:t>
-            </w:r>
-            <w:proofErr w:type="spellStart"/>
-            <w:r>
-              <w:rPr>
-                <w:rFonts w:eastAsia="Arial"/>
-                <w:b/>
-                <w:bCs/>
-                <w:color w:val="000000" w:themeColor="text1"/>
-                <w:sz w:val="24"/>
-                <w:szCs w:val="24"/>
-                <w:lang w:val="ru-RU"/>
-              </w:rPr>
-              <w:t>қалыптастыру</w:t>
-            </w:r>
-            <w:proofErr w:type="spellEnd"/>
-            <w:r>
-              <w:rPr>
-                <w:rFonts w:eastAsia="Arial"/>
-                <w:b/>
-                <w:bCs/>
-                <w:color w:val="000000" w:themeColor="text1"/>
-                <w:sz w:val="24"/>
-                <w:szCs w:val="24"/>
-                <w:lang w:val="ru-RU"/>
-              </w:rPr>
-              <w:t>/</w:t>
+              <w:t>Дағдылар мен дағдыларды қалыптастыру/</w:t>
             </w:r>
           </w:p>
           <w:p>
@@ -4365,7 +2910,27 @@
                 <w:szCs w:val="24"/>
                 <w:lang w:val="ru-RU" w:eastAsia="ru-RU"/>
               </w:rPr>
-              <w:t>(10 мин)</w:t>
+              <w:t>(</w:t>
+            </w:r>
+            <w:r>
+              <w:rPr>
+                <w:b/>
+                <w:color w:val="000000" w:themeColor="text1"/>
+                <w:sz w:val="24"/>
+                <w:szCs w:val="24"/>
+                <w:lang w:eastAsia="ru-RU"/>
+              </w:rPr>
+              <w:t>{time3}</w:t>
+            </w:r>
+            <w:r>
+              <w:rPr>
+                <w:b/>
+                <w:color w:val="000000" w:themeColor="text1"/>
+                <w:sz w:val="24"/>
+                <w:szCs w:val="24"/>
+                <w:lang w:val="ru-RU" w:eastAsia="ru-RU"/>
+              </w:rPr>
+              <w:t>)</w:t>
             </w:r>
           </w:p>
           <w:p>
@@ -4415,7 +2980,6 @@
                 <w:szCs w:val="24"/>
               </w:rPr>
             </w:pPr>
-            <w:proofErr w:type="spellStart"/>
             <w:r>
               <w:rPr>
                 <w:rFonts w:ascii="Times New Roman" w:eastAsia="Arial" w:hAnsi="Times New Roman" w:cs="Times New Roman"/>
@@ -4425,19 +2989,7 @@
                 <w:sz w:val="24"/>
                 <w:szCs w:val="24"/>
               </w:rPr>
-              <w:t>Талдау</w:t>
-            </w:r>
-            <w:proofErr w:type="spellEnd"/>
-            <w:r>
-              <w:rPr>
-                <w:rFonts w:ascii="Times New Roman" w:eastAsia="Arial" w:hAnsi="Times New Roman" w:cs="Times New Roman"/>
-                <w:b/>
-                <w:bCs/>
-                <w:color w:val="000000" w:themeColor="text1"/>
-                <w:sz w:val="24"/>
-                <w:szCs w:val="24"/>
-              </w:rPr>
-              <w:t xml:space="preserve">/ </w:t>
+              <w:t xml:space="preserve">Талдау/ </w:t>
             </w:r>
             <w:r>
               <w:rPr>
@@ -4482,32 +3034,10 @@
                 <w:color w:val="000000" w:themeColor="text1"/>
                 <w:sz w:val="24"/>
                 <w:szCs w:val="24"/>
-                <w:lang w:val="kk-KZ" w:eastAsia="ru-RU"/>
-              </w:rPr>
-              <w:t>25</w:t>
-            </w:r>
-            <w:r>
-              <w:rPr>
-                <w:b/>
-                <w:color w:val="000000" w:themeColor="text1"/>
-                <w:sz w:val="24"/>
-                <w:szCs w:val="24"/>
                 <w:lang w:eastAsia="ru-RU"/>
               </w:rPr>
-              <w:t xml:space="preserve"> </w:t>
-            </w:r>
-            <w:proofErr w:type="spellStart"/>
-            <w:r>
-              <w:rPr>
-                <w:b/>
-                <w:color w:val="000000" w:themeColor="text1"/>
-                <w:sz w:val="24"/>
-                <w:szCs w:val="24"/>
-                <w:lang w:eastAsia="ru-RU"/>
-              </w:rPr>
-              <w:t>мин</w:t>
-            </w:r>
-            <w:proofErr w:type="spellEnd"/>
+              <w:t>{time4}</w:t>
+            </w:r>
             <w:r>
               <w:rPr>
                 <w:b/>
@@ -4564,21 +3094,7 @@
               <w:rPr>
                 <w:lang w:val="ru-RU"/>
               </w:rPr>
-              <w:t>{</w:t>
-            </w:r>
-            <w:proofErr w:type="spellStart"/>
-            <w:r>
-              <w:rPr>
-                <w:lang w:val="ru-RU"/>
-              </w:rPr>
-              <w:t>practice_result</w:t>
-            </w:r>
-            <w:proofErr w:type="spellEnd"/>
-            <w:r>
-              <w:rPr>
-                <w:lang w:val="ru-RU"/>
-              </w:rPr>
-              <w:t>}</w:t>
+              <w:t>{practice_result}</w:t>
             </w:r>
           </w:p>
         </w:tc>
@@ -4621,18 +3137,18 @@
                 <w:szCs w:val="24"/>
                 <w:lang w:val="ru-RU"/>
               </w:rPr>
-              <w:t xml:space="preserve">.  </w:t>
-            </w:r>
-            <w:proofErr w:type="spellStart"/>
-            <w:r>
-              <w:rPr>
+              <w:t>.  Б</w:t>
+            </w:r>
+            <w:r>
+              <w:rPr>
+                <w:rFonts w:eastAsia="Arial"/>
                 <w:b/>
                 <w:color w:val="000000" w:themeColor="text1"/>
                 <w:sz w:val="24"/>
                 <w:szCs w:val="24"/>
                 <w:lang w:val="ru-RU"/>
               </w:rPr>
-              <w:t>Б</w:t>
+              <w:t>ағалау</w:t>
             </w:r>
             <w:r>
               <w:rPr>
@@ -4641,11 +3157,42 @@
                 <w:color w:val="000000" w:themeColor="text1"/>
                 <w:sz w:val="24"/>
                 <w:szCs w:val="24"/>
+                <w:lang w:val="kk-KZ"/>
+              </w:rPr>
+              <w:t>/</w:t>
+            </w:r>
+            <w:r>
+              <w:rPr>
+                <w:b/>
+                <w:color w:val="000000" w:themeColor="text1"/>
+                <w:sz w:val="24"/>
+                <w:szCs w:val="24"/>
                 <w:lang w:val="ru-RU"/>
               </w:rPr>
-              <w:t>ағалау</w:t>
-            </w:r>
-            <w:proofErr w:type="spellEnd"/>
+              <w:t xml:space="preserve"> О</w:t>
+            </w:r>
+            <w:r>
+              <w:rPr>
+                <w:b/>
+                <w:color w:val="000000" w:themeColor="text1"/>
+                <w:sz w:val="24"/>
+                <w:szCs w:val="24"/>
+                <w:lang w:val="kk-KZ"/>
+              </w:rPr>
+              <w:t>ценивание:</w:t>
+            </w:r>
+          </w:p>
+          <w:p>
+            <w:pPr>
+              <w:spacing w:after="0" w:line="240" w:lineRule="auto"/>
+              <w:rPr>
+                <w:b/>
+                <w:color w:val="000000" w:themeColor="text1"/>
+                <w:sz w:val="24"/>
+                <w:szCs w:val="24"/>
+                <w:lang w:val="kk-KZ"/>
+              </w:rPr>
+            </w:pPr>
             <w:r>
               <w:rPr>
                 <w:rFonts w:eastAsia="Arial"/>
@@ -4653,179 +3200,31 @@
                 <w:color w:val="000000" w:themeColor="text1"/>
                 <w:sz w:val="24"/>
                 <w:szCs w:val="24"/>
-                <w:lang w:val="kk-KZ"/>
-              </w:rPr>
-              <w:t>/</w:t>
-            </w:r>
-            <w:r>
-              <w:rPr>
-                <w:b/>
-                <w:color w:val="000000" w:themeColor="text1"/>
-                <w:sz w:val="24"/>
-                <w:szCs w:val="24"/>
                 <w:lang w:val="ru-RU"/>
               </w:rPr>
-              <w:t xml:space="preserve"> О</w:t>
-            </w:r>
-            <w:proofErr w:type="spellStart"/>
-            <w:r>
-              <w:rPr>
-                <w:b/>
-                <w:color w:val="000000" w:themeColor="text1"/>
-                <w:sz w:val="24"/>
-                <w:szCs w:val="24"/>
-                <w:lang w:val="kk-KZ"/>
-              </w:rPr>
-              <w:t>ценивание</w:t>
-            </w:r>
-            <w:proofErr w:type="spellEnd"/>
-            <w:r>
-              <w:rPr>
-                <w:b/>
-                <w:color w:val="000000" w:themeColor="text1"/>
-                <w:sz w:val="24"/>
-                <w:szCs w:val="24"/>
-                <w:lang w:val="kk-KZ"/>
-              </w:rPr>
-              <w:t>:</w:t>
-            </w:r>
-          </w:p>
-          <w:p>
-            <w:pPr>
-              <w:spacing w:after="0" w:line="240" w:lineRule="auto"/>
-              <w:rPr>
-                <w:b/>
-                <w:color w:val="000000" w:themeColor="text1"/>
-                <w:sz w:val="24"/>
-                <w:szCs w:val="24"/>
-                <w:lang w:val="kk-KZ"/>
-              </w:rPr>
-            </w:pPr>
-            <w:proofErr w:type="spellStart"/>
-            <w:r>
-              <w:rPr>
-                <w:rFonts w:eastAsia="Arial"/>
-                <w:b/>
-                <w:color w:val="000000" w:themeColor="text1"/>
-                <w:sz w:val="24"/>
-                <w:szCs w:val="24"/>
-                <w:lang w:val="ru-RU"/>
-              </w:rPr>
-              <w:t>Сабақты</w:t>
-            </w:r>
-            <w:proofErr w:type="spellEnd"/>
-            <w:r>
-              <w:rPr>
-                <w:rFonts w:eastAsia="Arial"/>
-                <w:b/>
-                <w:color w:val="000000" w:themeColor="text1"/>
-                <w:sz w:val="24"/>
-                <w:szCs w:val="24"/>
-                <w:lang w:val="ru-RU"/>
-              </w:rPr>
-              <w:t xml:space="preserve"> </w:t>
-            </w:r>
-            <w:proofErr w:type="spellStart"/>
-            <w:r>
-              <w:rPr>
-                <w:rFonts w:eastAsia="Arial"/>
-                <w:b/>
-                <w:color w:val="000000" w:themeColor="text1"/>
-                <w:sz w:val="24"/>
-                <w:szCs w:val="24"/>
-                <w:lang w:val="ru-RU"/>
-              </w:rPr>
-              <w:t>қорытындылау</w:t>
-            </w:r>
-            <w:proofErr w:type="spellEnd"/>
-            <w:r>
-              <w:rPr>
-                <w:rFonts w:eastAsia="Arial"/>
-                <w:b/>
-                <w:color w:val="000000" w:themeColor="text1"/>
-                <w:sz w:val="24"/>
-                <w:szCs w:val="24"/>
-                <w:lang w:val="ru-RU"/>
-              </w:rPr>
-              <w:t xml:space="preserve">/                               </w:t>
-            </w:r>
-          </w:p>
-          <w:p>
-            <w:pPr>
-              <w:spacing w:after="0" w:line="240" w:lineRule="auto"/>
-              <w:rPr>
-                <w:b/>
-                <w:color w:val="000000" w:themeColor="text1"/>
-                <w:sz w:val="24"/>
-                <w:szCs w:val="24"/>
-                <w:lang w:val="kk-KZ"/>
-              </w:rPr>
-            </w:pPr>
-            <w:proofErr w:type="spellStart"/>
-            <w:r>
-              <w:rPr>
-                <w:b/>
-                <w:color w:val="000000" w:themeColor="text1"/>
-                <w:sz w:val="24"/>
-                <w:szCs w:val="24"/>
-                <w:lang w:val="kk-KZ"/>
-              </w:rPr>
-              <w:t>Подведение</w:t>
-            </w:r>
-            <w:proofErr w:type="spellEnd"/>
-            <w:r>
-              <w:rPr>
-                <w:b/>
-                <w:color w:val="000000" w:themeColor="text1"/>
-                <w:sz w:val="24"/>
-                <w:szCs w:val="24"/>
-                <w:lang w:val="kk-KZ"/>
-              </w:rPr>
-              <w:t xml:space="preserve"> </w:t>
-            </w:r>
-            <w:proofErr w:type="spellStart"/>
-            <w:r>
-              <w:rPr>
-                <w:b/>
-                <w:color w:val="000000" w:themeColor="text1"/>
-                <w:sz w:val="24"/>
-                <w:szCs w:val="24"/>
-                <w:lang w:val="kk-KZ"/>
-              </w:rPr>
-              <w:t>итогов</w:t>
-            </w:r>
-            <w:proofErr w:type="spellEnd"/>
-            <w:r>
-              <w:rPr>
-                <w:b/>
-                <w:color w:val="000000" w:themeColor="text1"/>
-                <w:sz w:val="24"/>
-                <w:szCs w:val="24"/>
-                <w:lang w:val="kk-KZ"/>
-              </w:rPr>
-              <w:t xml:space="preserve"> </w:t>
-            </w:r>
-            <w:proofErr w:type="spellStart"/>
-            <w:r>
-              <w:rPr>
-                <w:b/>
-                <w:color w:val="000000" w:themeColor="text1"/>
-                <w:sz w:val="24"/>
-                <w:szCs w:val="24"/>
-                <w:lang w:val="kk-KZ"/>
-              </w:rPr>
-              <w:t>урока</w:t>
-            </w:r>
-            <w:proofErr w:type="spellEnd"/>
-            <w:r>
-              <w:rPr>
-                <w:b/>
-                <w:color w:val="000000" w:themeColor="text1"/>
-                <w:sz w:val="24"/>
-                <w:szCs w:val="24"/>
-                <w:lang w:val="kk-KZ"/>
-              </w:rPr>
-              <w:t xml:space="preserve">                </w:t>
+              <w:t xml:space="preserve">Сабақты қорытындылау/                               </w:t>
+            </w:r>
+          </w:p>
+          <w:p>
+            <w:pPr>
+              <w:spacing w:after="0" w:line="240" w:lineRule="auto"/>
+              <w:rPr>
+                <w:b/>
+                <w:color w:val="000000" w:themeColor="text1"/>
+                <w:sz w:val="24"/>
+                <w:szCs w:val="24"/>
+                <w:lang w:val="kk-KZ"/>
+              </w:rPr>
+            </w:pPr>
+            <w:r>
+              <w:rPr>
+                <w:b/>
+                <w:color w:val="000000" w:themeColor="text1"/>
+                <w:sz w:val="24"/>
+                <w:szCs w:val="24"/>
+                <w:lang w:val="kk-KZ"/>
+              </w:rPr>
+              <w:t xml:space="preserve">Подведение итогов урока                </w:t>
             </w:r>
             <w:r>
               <w:rPr>
@@ -4853,46 +3252,25 @@
                 <w:sz w:val="24"/>
                 <w:szCs w:val="24"/>
               </w:rPr>
-              <w:t>(1</w:t>
-            </w:r>
-            <w:r>
-              <w:rPr>
-                <w:b/>
-                <w:color w:val="000000" w:themeColor="text1"/>
-                <w:sz w:val="24"/>
-                <w:szCs w:val="24"/>
-                <w:lang w:val="kk-KZ"/>
-              </w:rPr>
-              <w:t>3</w:t>
-            </w:r>
-            <w:r>
-              <w:rPr>
-                <w:b/>
-                <w:color w:val="000000" w:themeColor="text1"/>
-                <w:sz w:val="24"/>
-                <w:szCs w:val="24"/>
-              </w:rPr>
-              <w:t xml:space="preserve"> </w:t>
-            </w:r>
-            <w:proofErr w:type="spellStart"/>
-            <w:r>
-              <w:rPr>
-                <w:b/>
-                <w:color w:val="000000" w:themeColor="text1"/>
-                <w:sz w:val="24"/>
-                <w:szCs w:val="24"/>
-              </w:rPr>
-              <w:t>мин</w:t>
-            </w:r>
-            <w:proofErr w:type="spellEnd"/>
-            <w:r>
-              <w:rPr>
-                <w:b/>
-                <w:color w:val="000000" w:themeColor="text1"/>
-                <w:sz w:val="24"/>
-                <w:szCs w:val="24"/>
-              </w:rPr>
-              <w:t>.)</w:t>
+              <w:t>(</w:t>
+            </w:r>
+            <w:r>
+              <w:rPr>
+                <w:b/>
+                <w:color w:val="000000" w:themeColor="text1"/>
+                <w:sz w:val="24"/>
+                <w:szCs w:val="24"/>
+              </w:rPr>
+              <w:t>{time5}</w:t>
+            </w:r>
+            <w:r>
+              <w:rPr>
+                <w:b/>
+                <w:color w:val="000000" w:themeColor="text1"/>
+                <w:sz w:val="24"/>
+                <w:szCs w:val="24"/>
+              </w:rPr>
+              <w:t>)</w:t>
             </w:r>
           </w:p>
         </w:tc>
@@ -4951,27 +3329,7 @@
                 <w:szCs w:val="24"/>
                 <w:lang w:val="kk-KZ"/>
               </w:rPr>
-              <w:t>{</w:t>
-            </w:r>
-            <w:proofErr w:type="spellStart"/>
-            <w:r>
-              <w:rPr>
-                <w:color w:val="000000" w:themeColor="text1"/>
-                <w:sz w:val="24"/>
-                <w:szCs w:val="24"/>
-                <w:lang w:val="kk-KZ"/>
-              </w:rPr>
-              <w:t>peer_assessment</w:t>
-            </w:r>
-            <w:proofErr w:type="spellEnd"/>
-            <w:r>
-              <w:rPr>
-                <w:color w:val="000000" w:themeColor="text1"/>
-                <w:sz w:val="24"/>
-                <w:szCs w:val="24"/>
-                <w:lang w:val="kk-KZ"/>
-              </w:rPr>
-              <w:t>}</w:t>
+              <w:t>{peer_assessment}</w:t>
             </w:r>
           </w:p>
         </w:tc>
@@ -5013,18 +3371,7 @@
                 <w:szCs w:val="24"/>
                 <w:lang w:val="kk-KZ"/>
               </w:rPr>
-              <w:t xml:space="preserve"> Синтез/ Рефлексия:                                       </w:t>
-            </w:r>
-            <w:proofErr w:type="gramStart"/>
-            <w:r>
-              <w:rPr>
-                <w:b/>
-                <w:color w:val="000000" w:themeColor="text1"/>
-                <w:sz w:val="24"/>
-                <w:szCs w:val="24"/>
-                <w:lang w:val="kk-KZ"/>
-              </w:rPr>
-              <w:t xml:space="preserve">   </w:t>
+              <w:t xml:space="preserve"> Синтез/ Рефлексия:                                          </w:t>
             </w:r>
             <w:r>
               <w:rPr>
@@ -5035,54 +3382,23 @@
               </w:rPr>
               <w:t>(</w:t>
             </w:r>
-            <w:proofErr w:type="gramEnd"/>
-            <w:r>
-              <w:rPr>
-                <w:b/>
-                <w:color w:val="000000" w:themeColor="text1"/>
-                <w:sz w:val="24"/>
-                <w:szCs w:val="24"/>
-              </w:rPr>
-              <w:t>1</w:t>
-            </w:r>
-            <w:r>
-              <w:rPr>
-                <w:b/>
-                <w:color w:val="000000" w:themeColor="text1"/>
-                <w:sz w:val="24"/>
-                <w:szCs w:val="24"/>
-                <w:lang w:val="kk-KZ"/>
-              </w:rPr>
-              <w:t>0</w:t>
-            </w:r>
-            <w:r>
-              <w:rPr>
-                <w:b/>
-                <w:color w:val="000000" w:themeColor="text1"/>
-                <w:sz w:val="24"/>
-                <w:szCs w:val="24"/>
-              </w:rPr>
-              <w:t xml:space="preserve"> </w:t>
-            </w:r>
-            <w:proofErr w:type="spellStart"/>
-            <w:r>
-              <w:rPr>
-                <w:b/>
-                <w:color w:val="000000" w:themeColor="text1"/>
-                <w:sz w:val="24"/>
-                <w:szCs w:val="24"/>
-              </w:rPr>
-              <w:t>мин</w:t>
-            </w:r>
-            <w:proofErr w:type="spellEnd"/>
-            <w:r>
-              <w:rPr>
-                <w:b/>
-                <w:color w:val="000000" w:themeColor="text1"/>
-                <w:sz w:val="24"/>
-                <w:szCs w:val="24"/>
-              </w:rPr>
-              <w:t>.)</w:t>
+            <w:r>
+              <w:rPr>
+                <w:b/>
+                <w:color w:val="000000" w:themeColor="text1"/>
+                <w:sz w:val="24"/>
+                <w:szCs w:val="24"/>
+              </w:rPr>
+              <w:t>{time6}</w:t>
+            </w:r>
+            <w:r>
+              <w:rPr>
+                <w:b/>
+                <w:color w:val="000000" w:themeColor="text1"/>
+                <w:sz w:val="24"/>
+                <w:szCs w:val="24"/>
+              </w:rPr>
+              <w:t>)</w:t>
             </w:r>
           </w:p>
         </w:tc>
@@ -5103,21 +3419,7 @@
               <w:rPr>
                 <w:lang w:val="ru-RU"/>
               </w:rPr>
-              <w:t>{</w:t>
-            </w:r>
-            <w:proofErr w:type="spellStart"/>
-            <w:r>
-              <w:rPr>
-                <w:lang w:val="ru-RU"/>
-              </w:rPr>
-              <w:t>reflection</w:t>
-            </w:r>
-            <w:proofErr w:type="spellEnd"/>
-            <w:r>
-              <w:rPr>
-                <w:lang w:val="ru-RU"/>
-              </w:rPr>
-              <w:t>}</w:t>
+              <w:t>{reflection}</w:t>
             </w:r>
           </w:p>
         </w:tc>
@@ -5141,27 +3443,7 @@
                 <w:szCs w:val="24"/>
                 <w:lang w:val="kk-KZ"/>
               </w:rPr>
-              <w:t>{</w:t>
-            </w:r>
-            <w:proofErr w:type="spellStart"/>
-            <w:r>
-              <w:rPr>
-                <w:color w:val="000000" w:themeColor="text1"/>
-                <w:sz w:val="24"/>
-                <w:szCs w:val="24"/>
-                <w:lang w:val="kk-KZ"/>
-              </w:rPr>
-              <w:t>assessment_sheet</w:t>
-            </w:r>
-            <w:proofErr w:type="spellEnd"/>
-            <w:r>
-              <w:rPr>
-                <w:color w:val="000000" w:themeColor="text1"/>
-                <w:sz w:val="24"/>
-                <w:szCs w:val="24"/>
-                <w:lang w:val="kk-KZ"/>
-              </w:rPr>
-              <w:t>}</w:t>
+              <w:t>{assessment_sheet}</w:t>
             </w:r>
           </w:p>
         </w:tc>
@@ -5235,12 +3517,21 @@
                 <w:szCs w:val="24"/>
                 <w:lang w:val="ru-RU"/>
               </w:rPr>
-              <w:t xml:space="preserve">й </w:t>
-            </w:r>
-            <w:proofErr w:type="spellStart"/>
-            <w:r>
-              <w:rPr>
-                <w:rFonts w:eastAsia="Arial"/>
+              <w:t xml:space="preserve">й тапсырма/                     </w:t>
+            </w:r>
+            <w:r>
+              <w:rPr>
+                <w:b/>
+                <w:bCs/>
+                <w:color w:val="000000" w:themeColor="text1"/>
+                <w:sz w:val="24"/>
+                <w:szCs w:val="24"/>
+                <w:lang w:val="kk-KZ"/>
+              </w:rPr>
+              <w:t>Д</w:t>
+            </w:r>
+            <w:r>
+              <w:rPr>
                 <w:b/>
                 <w:bCs/>
                 <w:color w:val="000000" w:themeColor="text1"/>
@@ -5248,12 +3539,21 @@
                 <w:szCs w:val="24"/>
                 <w:lang w:val="ru-RU"/>
               </w:rPr>
-              <w:t>тапсырма</w:t>
-            </w:r>
-            <w:proofErr w:type="spellEnd"/>
-            <w:r>
-              <w:rPr>
-                <w:rFonts w:eastAsia="Arial"/>
+              <w:t>омашне</w:t>
+            </w:r>
+            <w:r>
+              <w:rPr>
+                <w:b/>
+                <w:bCs/>
+                <w:color w:val="000000" w:themeColor="text1"/>
+                <w:sz w:val="24"/>
+                <w:szCs w:val="24"/>
+                <w:lang w:val="kk-KZ"/>
+              </w:rPr>
+              <w:t xml:space="preserve">е </w:t>
+            </w:r>
+            <w:r>
+              <w:rPr>
                 <w:b/>
                 <w:bCs/>
                 <w:color w:val="000000" w:themeColor="text1"/>
@@ -5261,20 +3561,19 @@
                 <w:szCs w:val="24"/>
                 <w:lang w:val="ru-RU"/>
               </w:rPr>
-              <w:t xml:space="preserve">/                     </w:t>
-            </w:r>
-            <w:r>
-              <w:rPr>
-                <w:b/>
-                <w:bCs/>
-                <w:color w:val="000000" w:themeColor="text1"/>
-                <w:sz w:val="24"/>
-                <w:szCs w:val="24"/>
-                <w:lang w:val="kk-KZ"/>
-              </w:rPr>
-              <w:t>Д</w:t>
-            </w:r>
-            <w:proofErr w:type="spellStart"/>
+              <w:t>задани</w:t>
+            </w:r>
+            <w:r>
+              <w:rPr>
+                <w:b/>
+                <w:bCs/>
+                <w:color w:val="000000" w:themeColor="text1"/>
+                <w:sz w:val="24"/>
+                <w:szCs w:val="24"/>
+                <w:lang w:val="kk-KZ"/>
+              </w:rPr>
+              <w:t>е</w:t>
+            </w:r>
             <w:r>
               <w:rPr>
                 <w:b/>
@@ -5284,54 +3583,36 @@
                 <w:szCs w:val="24"/>
                 <w:lang w:val="ru-RU"/>
               </w:rPr>
-              <w:t>омашне</w:t>
-            </w:r>
-            <w:proofErr w:type="spellEnd"/>
-            <w:r>
-              <w:rPr>
-                <w:b/>
-                <w:bCs/>
-                <w:color w:val="000000" w:themeColor="text1"/>
-                <w:sz w:val="24"/>
-                <w:szCs w:val="24"/>
-                <w:lang w:val="kk-KZ"/>
-              </w:rPr>
-              <w:t xml:space="preserve">е </w:t>
-            </w:r>
-            <w:proofErr w:type="spellStart"/>
-            <w:r>
-              <w:rPr>
-                <w:b/>
-                <w:bCs/>
+              <w:t xml:space="preserve">   </w:t>
+            </w:r>
+            <w:r>
+              <w:rPr>
+                <w:b/>
                 <w:color w:val="000000" w:themeColor="text1"/>
                 <w:sz w:val="24"/>
                 <w:szCs w:val="24"/>
                 <w:lang w:val="ru-RU"/>
               </w:rPr>
-              <w:t>задани</w:t>
-            </w:r>
-            <w:proofErr w:type="spellEnd"/>
-            <w:r>
-              <w:rPr>
-                <w:b/>
-                <w:bCs/>
-                <w:color w:val="000000" w:themeColor="text1"/>
-                <w:sz w:val="24"/>
-                <w:szCs w:val="24"/>
-                <w:lang w:val="kk-KZ"/>
-              </w:rPr>
-              <w:t>е</w:t>
-            </w:r>
-            <w:r>
-              <w:rPr>
-                <w:b/>
-                <w:bCs/>
+              <w:t xml:space="preserve">                       (</w:t>
+            </w:r>
+            <w:r>
+              <w:rPr>
+                <w:b/>
                 <w:color w:val="000000" w:themeColor="text1"/>
                 <w:sz w:val="24"/>
                 <w:szCs w:val="24"/>
                 <w:lang w:val="ru-RU"/>
               </w:rPr>
-              <w:t xml:space="preserve">   </w:t>
+              <w:t>{</w:t>
+            </w:r>
+            <w:r>
+              <w:rPr>
+                <w:b/>
+                <w:color w:val="000000" w:themeColor="text1"/>
+                <w:sz w:val="24"/>
+                <w:szCs w:val="24"/>
+              </w:rPr>
+              <w:t>time</w:t>
             </w:r>
             <w:r>
               <w:rPr>
@@ -5341,17 +3622,7 @@
                 <w:szCs w:val="24"/>
                 <w:lang w:val="ru-RU"/>
               </w:rPr>
-              <w:t xml:space="preserve">                       (</w:t>
-            </w:r>
-            <w:r>
-              <w:rPr>
-                <w:b/>
-                <w:color w:val="000000" w:themeColor="text1"/>
-                <w:sz w:val="24"/>
-                <w:szCs w:val="24"/>
-                <w:lang w:val="kk-KZ"/>
-              </w:rPr>
-              <w:t>2</w:t>
+              <w:t>7}</w:t>
             </w:r>
             <w:r>
               <w:rPr>
@@ -5361,7 +3632,7 @@
                 <w:szCs w:val="24"/>
                 <w:lang w:val="ru-RU"/>
               </w:rPr>
-              <w:t xml:space="preserve"> мин.)</w:t>
+              <w:t>)</w:t>
             </w:r>
           </w:p>
         </w:tc>
@@ -5490,7 +3761,6 @@
       </w:rPr>
       <w:t xml:space="preserve"> </w:t>
     </w:r>
-    <w:proofErr w:type="spellStart"/>
     <w:r>
       <w:rPr>
         <w:rFonts w:ascii="Times New Roman" w:hAnsi="Times New Roman"/>
@@ -5498,7 +3768,6 @@
       </w:rPr>
       <w:t>Планирование</w:t>
     </w:r>
-    <w:proofErr w:type="spellEnd"/>
   </w:p>
   <w:p>
     <w:pPr>
@@ -5521,7 +3790,6 @@
       </w:rPr>
       <w:t xml:space="preserve"> </w:t>
     </w:r>
-    <w:proofErr w:type="spellStart"/>
     <w:r>
       <w:rPr>
         <w:rFonts w:ascii="Times New Roman" w:hAnsi="Times New Roman"/>
@@ -5529,7 +3797,6 @@
       </w:rPr>
       <w:t>Действие</w:t>
     </w:r>
-    <w:proofErr w:type="spellEnd"/>
   </w:p>
   <w:p>
     <w:pPr>
@@ -5586,33 +3853,8 @@
         <w:rFonts w:ascii="Times New Roman" w:hAnsi="Times New Roman"/>
         <w:lang w:val="kk-KZ"/>
       </w:rPr>
-      <w:t xml:space="preserve">Анализ </w:t>
+      <w:t>Анализ для улучшения</w:t>
     </w:r>
-    <w:proofErr w:type="spellStart"/>
-    <w:r>
-      <w:rPr>
-        <w:rFonts w:ascii="Times New Roman" w:hAnsi="Times New Roman"/>
-        <w:lang w:val="kk-KZ"/>
-      </w:rPr>
-      <w:t>для</w:t>
-    </w:r>
-    <w:proofErr w:type="spellEnd"/>
-    <w:r>
-      <w:rPr>
-        <w:rFonts w:ascii="Times New Roman" w:hAnsi="Times New Roman"/>
-        <w:lang w:val="kk-KZ"/>
-      </w:rPr>
-      <w:t xml:space="preserve"> </w:t>
-    </w:r>
-    <w:proofErr w:type="spellStart"/>
-    <w:r>
-      <w:rPr>
-        <w:rFonts w:ascii="Times New Roman" w:hAnsi="Times New Roman"/>
-        <w:lang w:val="kk-KZ"/>
-      </w:rPr>
-      <w:t>улучшения</w:t>
-    </w:r>
-    <w:proofErr w:type="spellEnd"/>
   </w:p>
   <w:p>
     <w:pPr>
